--- a/Flutter vs.docx
+++ b/Flutter vs.docx
@@ -1967,7 +1967,7 @@
     <w:p>
       <w:r>
         <w:pict w14:anchorId="1505FEA1">
-          <v:rect id="_x0000_i1072" style="width:0;height:.75pt" o:hralign="center" o:hrstd="t" o:hrnoshade="t" o:hr="t" fillcolor="#404040" stroked="f"/>
+          <v:rect id="_x0000_i1030" style="width:0;height:.75pt" o:hralign="center" o:hrstd="t" o:hrnoshade="t" o:hr="t" fillcolor="#404040" stroked="f"/>
         </w:pict>
       </w:r>
     </w:p>
@@ -2010,10 +2010,20 @@
       </w:r>
     </w:p>
     <w:p>
-      <w:r>
-        <w:t>Text("Hello World", style: TextStyle(</w:t>
+      <w:proofErr w:type="gramStart"/>
+      <w:r>
+        <w:t>Text(</w:t>
+      </w:r>
+      <w:proofErr w:type="gramEnd"/>
+      <w:r>
+        <w:t xml:space="preserve">"Hello World", style: </w:t>
+      </w:r>
+      <w:proofErr w:type="gramStart"/>
+      <w:r>
+        <w:t>TextStyle(</w:t>
       </w:r>
       <w:proofErr w:type="spellStart"/>
+      <w:proofErr w:type="gramEnd"/>
       <w:r>
         <w:t>fontSize</w:t>
       </w:r>
@@ -2040,7 +2050,7 @@
     <w:p>
       <w:r>
         <w:pict w14:anchorId="22062189">
-          <v:rect id="_x0000_i1073" style="width:0;height:.75pt" o:hralign="center" o:hrstd="t" o:hrnoshade="t" o:hr="t" fillcolor="#404040" stroked="f"/>
+          <v:rect id="_x0000_i1031" style="width:0;height:.75pt" o:hralign="center" o:hrstd="t" o:hrnoshade="t" o:hr="t" fillcolor="#404040" stroked="f"/>
         </w:pict>
       </w:r>
     </w:p>
@@ -2190,7 +2200,7 @@
     <w:p>
       <w:r>
         <w:pict w14:anchorId="60413D57">
-          <v:rect id="_x0000_i1074" style="width:0;height:.75pt" o:hralign="center" o:hrstd="t" o:hrnoshade="t" o:hr="t" fillcolor="#404040" stroked="f"/>
+          <v:rect id="_x0000_i1032" style="width:0;height:.75pt" o:hralign="center" o:hrstd="t" o:hrnoshade="t" o:hr="t" fillcolor="#404040" stroked="f"/>
         </w:pict>
       </w:r>
     </w:p>
@@ -2702,7 +2712,7 @@
     <w:p>
       <w:r>
         <w:pict w14:anchorId="41DB11C4">
-          <v:rect id="_x0000_i1075" style="width:0;height:.75pt" o:hralign="center" o:hrstd="t" o:hrnoshade="t" o:hr="t" fillcolor="#404040" stroked="f"/>
+          <v:rect id="_x0000_i1033" style="width:0;height:.75pt" o:hralign="center" o:hrstd="t" o:hrnoshade="t" o:hr="t" fillcolor="#404040" stroked="f"/>
         </w:pict>
       </w:r>
     </w:p>
@@ -2789,7 +2799,7 @@
     <w:p>
       <w:r>
         <w:pict w14:anchorId="0C4559E8">
-          <v:rect id="_x0000_i1076" style="width:0;height:.75pt" o:hralign="center" o:hrstd="t" o:hrnoshade="t" o:hr="t" fillcolor="#404040" stroked="f"/>
+          <v:rect id="_x0000_i1034" style="width:0;height:.75pt" o:hralign="center" o:hrstd="t" o:hrnoshade="t" o:hr="t" fillcolor="#404040" stroked="f"/>
         </w:pict>
       </w:r>
     </w:p>
@@ -2894,40 +2904,52 @@
       </w:r>
       <w:proofErr w:type="spellEnd"/>
       <w:r>
-        <w:t xml:space="preserve"> --release  </w:t>
+        <w:t xml:space="preserve"> --</w:t>
+      </w:r>
+      <w:proofErr w:type="gramStart"/>
+      <w:r>
+        <w:t xml:space="preserve">release  </w:t>
       </w:r>
       <w:r>
         <w:rPr>
           <w:i/>
           <w:iCs/>
         </w:rPr>
-        <w:t># ARM-optimized Android binary</w:t>
-      </w:r>
-    </w:p>
-    <w:p>
-      <w:r>
-        <w:t xml:space="preserve">flutter build </w:t>
-      </w:r>
-      <w:proofErr w:type="spellStart"/>
-      <w:r>
-        <w:t>ios</w:t>
-      </w:r>
-      <w:proofErr w:type="spellEnd"/>
-      <w:r>
-        <w:t xml:space="preserve">          </w:t>
-      </w:r>
+        <w:t>#</w:t>
+      </w:r>
+      <w:proofErr w:type="gramEnd"/>
       <w:r>
         <w:rPr>
           <w:i/>
           <w:iCs/>
         </w:rPr>
+        <w:t xml:space="preserve"> ARM-optimized Android binary</w:t>
+      </w:r>
+    </w:p>
+    <w:p>
+      <w:r>
+        <w:t xml:space="preserve">flutter build </w:t>
+      </w:r>
+      <w:proofErr w:type="spellStart"/>
+      <w:r>
+        <w:t>ios</w:t>
+      </w:r>
+      <w:proofErr w:type="spellEnd"/>
+      <w:r>
+        <w:t xml:space="preserve">          </w:t>
+      </w:r>
+      <w:r>
+        <w:rPr>
+          <w:i/>
+          <w:iCs/>
+        </w:rPr>
         <w:t># Native IPA for iPhones</w:t>
       </w:r>
     </w:p>
     <w:p>
       <w:r>
         <w:pict w14:anchorId="5B96DA9E">
-          <v:rect id="_x0000_i1077" style="width:0;height:.75pt" o:hralign="center" o:hrstd="t" o:hrnoshade="t" o:hr="t" fillcolor="#404040" stroked="f"/>
+          <v:rect id="_x0000_i1035" style="width:0;height:.75pt" o:hralign="center" o:hrstd="t" o:hrnoshade="t" o:hr="t" fillcolor="#404040" stroked="f"/>
         </w:pict>
       </w:r>
     </w:p>
@@ -2985,7 +3007,7 @@
     <w:p>
       <w:r>
         <w:pict w14:anchorId="454DC839">
-          <v:rect id="_x0000_i1078" style="width:0;height:.75pt" o:hralign="center" o:hrstd="t" o:hrnoshade="t" o:hr="t" fillcolor="#404040" stroked="f"/>
+          <v:rect id="_x0000_i1036" style="width:0;height:.75pt" o:hralign="center" o:hrstd="t" o:hrnoshade="t" o:hr="t" fillcolor="#404040" stroked="f"/>
         </w:pict>
       </w:r>
     </w:p>
@@ -3081,6 +3103,2303 @@
         <w:t>🚀</w:t>
       </w:r>
     </w:p>
+    <w:p/>
+    <w:p>
+      <w:r>
+        <w:t>+++++++++++++++++++++++++++++++++++++++++++++++++++++++++</w:t>
+      </w:r>
+    </w:p>
+    <w:p/>
+    <w:p>
+      <w:r>
+        <w:rPr>
+          <w:b/>
+          <w:bCs/>
+        </w:rPr>
+        <w:t>Flask (Python) vs. Flutter (Dart) – Key Differences</w:t>
+      </w:r>
+    </w:p>
+    <w:tbl>
+      <w:tblPr>
+        <w:tblW w:w="0" w:type="auto"/>
+        <w:tblCellMar>
+          <w:top w:w="15" w:type="dxa"/>
+          <w:left w:w="15" w:type="dxa"/>
+          <w:bottom w:w="15" w:type="dxa"/>
+          <w:right w:w="15" w:type="dxa"/>
+        </w:tblCellMar>
+        <w:tblLook w:val="04A0" w:firstRow="1" w:lastRow="0" w:firstColumn="1" w:lastColumn="0" w:noHBand="0" w:noVBand="1"/>
+      </w:tblPr>
+      <w:tblGrid>
+        <w:gridCol w:w="1324"/>
+        <w:gridCol w:w="3156"/>
+        <w:gridCol w:w="4546"/>
+      </w:tblGrid>
+      <w:tr>
+        <w:trPr>
+          <w:tblHeader/>
+        </w:trPr>
+        <w:tc>
+          <w:tcPr>
+            <w:tcW w:w="0" w:type="auto"/>
+            <w:tcBorders>
+              <w:top w:val="nil"/>
+              <w:left w:val="nil"/>
+              <w:bottom w:val="single" w:sz="4" w:space="0" w:color="BBBBBB"/>
+              <w:right w:val="nil"/>
+            </w:tcBorders>
+            <w:tcMar>
+              <w:top w:w="150" w:type="dxa"/>
+              <w:left w:w="0" w:type="dxa"/>
+              <w:bottom w:w="150" w:type="dxa"/>
+              <w:right w:w="150" w:type="dxa"/>
+            </w:tcMar>
+            <w:vAlign w:val="center"/>
+            <w:hideMark/>
+          </w:tcPr>
+          <w:p>
+            <w:pPr>
+              <w:rPr>
+                <w:b/>
+                <w:bCs/>
+              </w:rPr>
+            </w:pPr>
+            <w:r>
+              <w:rPr>
+                <w:b/>
+                <w:bCs/>
+              </w:rPr>
+              <w:t>Aspect</w:t>
+            </w:r>
+          </w:p>
+        </w:tc>
+        <w:tc>
+          <w:tcPr>
+            <w:tcW w:w="0" w:type="auto"/>
+            <w:tcBorders>
+              <w:top w:val="nil"/>
+              <w:left w:val="nil"/>
+              <w:bottom w:val="single" w:sz="4" w:space="0" w:color="BBBBBB"/>
+              <w:right w:val="nil"/>
+            </w:tcBorders>
+            <w:tcMar>
+              <w:top w:w="150" w:type="dxa"/>
+              <w:left w:w="150" w:type="dxa"/>
+              <w:bottom w:w="150" w:type="dxa"/>
+              <w:right w:w="150" w:type="dxa"/>
+            </w:tcMar>
+            <w:vAlign w:val="center"/>
+            <w:hideMark/>
+          </w:tcPr>
+          <w:p>
+            <w:pPr>
+              <w:rPr>
+                <w:b/>
+                <w:bCs/>
+              </w:rPr>
+            </w:pPr>
+            <w:r>
+              <w:rPr>
+                <w:b/>
+                <w:bCs/>
+              </w:rPr>
+              <w:t>Flask (Python) </w:t>
+            </w:r>
+            <w:r>
+              <w:rPr>
+                <w:rFonts w:ascii="Segoe UI Emoji" w:hAnsi="Segoe UI Emoji" w:cs="Segoe UI Emoji"/>
+                <w:b/>
+                <w:bCs/>
+              </w:rPr>
+              <w:t>🐍</w:t>
+            </w:r>
+          </w:p>
+        </w:tc>
+        <w:tc>
+          <w:tcPr>
+            <w:tcW w:w="0" w:type="auto"/>
+            <w:tcBorders>
+              <w:top w:val="nil"/>
+              <w:left w:val="nil"/>
+              <w:bottom w:val="single" w:sz="4" w:space="0" w:color="BBBBBB"/>
+              <w:right w:val="nil"/>
+            </w:tcBorders>
+            <w:tcMar>
+              <w:top w:w="150" w:type="dxa"/>
+              <w:left w:w="150" w:type="dxa"/>
+              <w:bottom w:w="150" w:type="dxa"/>
+              <w:right w:w="150" w:type="dxa"/>
+            </w:tcMar>
+            <w:vAlign w:val="center"/>
+            <w:hideMark/>
+          </w:tcPr>
+          <w:p>
+            <w:pPr>
+              <w:rPr>
+                <w:b/>
+                <w:bCs/>
+              </w:rPr>
+            </w:pPr>
+            <w:r>
+              <w:rPr>
+                <w:b/>
+                <w:bCs/>
+              </w:rPr>
+              <w:t>Flutter (Dart) </w:t>
+            </w:r>
+            <w:r>
+              <w:rPr>
+                <w:rFonts w:ascii="Segoe UI Emoji" w:hAnsi="Segoe UI Emoji" w:cs="Segoe UI Emoji"/>
+                <w:b/>
+                <w:bCs/>
+              </w:rPr>
+              <w:t>🎯</w:t>
+            </w:r>
+          </w:p>
+        </w:tc>
+      </w:tr>
+      <w:tr>
+        <w:tc>
+          <w:tcPr>
+            <w:tcW w:w="0" w:type="auto"/>
+            <w:tcBorders>
+              <w:top w:val="nil"/>
+              <w:left w:val="nil"/>
+              <w:bottom w:val="single" w:sz="4" w:space="0" w:color="E5E5E5"/>
+              <w:right w:val="nil"/>
+            </w:tcBorders>
+            <w:tcMar>
+              <w:top w:w="150" w:type="dxa"/>
+              <w:left w:w="0" w:type="dxa"/>
+              <w:bottom w:w="150" w:type="dxa"/>
+              <w:right w:w="150" w:type="dxa"/>
+            </w:tcMar>
+            <w:vAlign w:val="center"/>
+            <w:hideMark/>
+          </w:tcPr>
+          <w:p>
+            <w:r>
+              <w:rPr>
+                <w:b/>
+                <w:bCs/>
+              </w:rPr>
+              <w:t>Type</w:t>
+            </w:r>
+          </w:p>
+        </w:tc>
+        <w:tc>
+          <w:tcPr>
+            <w:tcW w:w="0" w:type="auto"/>
+            <w:tcBorders>
+              <w:top w:val="nil"/>
+              <w:left w:val="nil"/>
+              <w:bottom w:val="single" w:sz="4" w:space="0" w:color="E5E5E5"/>
+              <w:right w:val="nil"/>
+            </w:tcBorders>
+            <w:tcMar>
+              <w:top w:w="150" w:type="dxa"/>
+              <w:left w:w="150" w:type="dxa"/>
+              <w:bottom w:w="150" w:type="dxa"/>
+              <w:right w:w="150" w:type="dxa"/>
+            </w:tcMar>
+            <w:vAlign w:val="center"/>
+            <w:hideMark/>
+          </w:tcPr>
+          <w:p>
+            <w:r>
+              <w:rPr>
+                <w:b/>
+                <w:bCs/>
+              </w:rPr>
+              <w:t>Backend Web Framework</w:t>
+            </w:r>
+          </w:p>
+        </w:tc>
+        <w:tc>
+          <w:tcPr>
+            <w:tcW w:w="0" w:type="auto"/>
+            <w:tcBorders>
+              <w:top w:val="nil"/>
+              <w:left w:val="nil"/>
+              <w:bottom w:val="single" w:sz="4" w:space="0" w:color="E5E5E5"/>
+              <w:right w:val="nil"/>
+            </w:tcBorders>
+            <w:tcMar>
+              <w:top w:w="150" w:type="dxa"/>
+              <w:left w:w="150" w:type="dxa"/>
+              <w:bottom w:w="150" w:type="dxa"/>
+              <w:right w:w="150" w:type="dxa"/>
+            </w:tcMar>
+            <w:vAlign w:val="center"/>
+            <w:hideMark/>
+          </w:tcPr>
+          <w:p>
+            <w:r>
+              <w:rPr>
+                <w:b/>
+                <w:bCs/>
+              </w:rPr>
+              <w:t>Frontend UI SDK</w:t>
+            </w:r>
+          </w:p>
+        </w:tc>
+      </w:tr>
+      <w:tr>
+        <w:tc>
+          <w:tcPr>
+            <w:tcW w:w="0" w:type="auto"/>
+            <w:tcBorders>
+              <w:top w:val="nil"/>
+              <w:left w:val="nil"/>
+              <w:bottom w:val="single" w:sz="4" w:space="0" w:color="E5E5E5"/>
+              <w:right w:val="nil"/>
+            </w:tcBorders>
+            <w:tcMar>
+              <w:top w:w="150" w:type="dxa"/>
+              <w:left w:w="0" w:type="dxa"/>
+              <w:bottom w:w="150" w:type="dxa"/>
+              <w:right w:w="150" w:type="dxa"/>
+            </w:tcMar>
+            <w:vAlign w:val="center"/>
+            <w:hideMark/>
+          </w:tcPr>
+          <w:p>
+            <w:r>
+              <w:rPr>
+                <w:b/>
+                <w:bCs/>
+              </w:rPr>
+              <w:t>Language</w:t>
+            </w:r>
+          </w:p>
+        </w:tc>
+        <w:tc>
+          <w:tcPr>
+            <w:tcW w:w="0" w:type="auto"/>
+            <w:tcBorders>
+              <w:top w:val="nil"/>
+              <w:left w:val="nil"/>
+              <w:bottom w:val="single" w:sz="4" w:space="0" w:color="E5E5E5"/>
+              <w:right w:val="nil"/>
+            </w:tcBorders>
+            <w:tcMar>
+              <w:top w:w="150" w:type="dxa"/>
+              <w:left w:w="150" w:type="dxa"/>
+              <w:bottom w:w="150" w:type="dxa"/>
+              <w:right w:w="150" w:type="dxa"/>
+            </w:tcMar>
+            <w:vAlign w:val="center"/>
+            <w:hideMark/>
+          </w:tcPr>
+          <w:p>
+            <w:r>
+              <w:t>Python</w:t>
+            </w:r>
+          </w:p>
+        </w:tc>
+        <w:tc>
+          <w:tcPr>
+            <w:tcW w:w="0" w:type="auto"/>
+            <w:tcBorders>
+              <w:top w:val="nil"/>
+              <w:left w:val="nil"/>
+              <w:bottom w:val="single" w:sz="4" w:space="0" w:color="E5E5E5"/>
+              <w:right w:val="nil"/>
+            </w:tcBorders>
+            <w:tcMar>
+              <w:top w:w="150" w:type="dxa"/>
+              <w:left w:w="150" w:type="dxa"/>
+              <w:bottom w:w="150" w:type="dxa"/>
+              <w:right w:w="150" w:type="dxa"/>
+            </w:tcMar>
+            <w:vAlign w:val="center"/>
+            <w:hideMark/>
+          </w:tcPr>
+          <w:p>
+            <w:r>
+              <w:t>Dart</w:t>
+            </w:r>
+          </w:p>
+        </w:tc>
+      </w:tr>
+      <w:tr>
+        <w:tc>
+          <w:tcPr>
+            <w:tcW w:w="0" w:type="auto"/>
+            <w:tcBorders>
+              <w:top w:val="nil"/>
+              <w:left w:val="nil"/>
+              <w:bottom w:val="single" w:sz="4" w:space="0" w:color="E5E5E5"/>
+              <w:right w:val="nil"/>
+            </w:tcBorders>
+            <w:tcMar>
+              <w:top w:w="150" w:type="dxa"/>
+              <w:left w:w="0" w:type="dxa"/>
+              <w:bottom w:w="150" w:type="dxa"/>
+              <w:right w:w="150" w:type="dxa"/>
+            </w:tcMar>
+            <w:vAlign w:val="center"/>
+            <w:hideMark/>
+          </w:tcPr>
+          <w:p>
+            <w:r>
+              <w:rPr>
+                <w:b/>
+                <w:bCs/>
+              </w:rPr>
+              <w:t>Purpose</w:t>
+            </w:r>
+          </w:p>
+        </w:tc>
+        <w:tc>
+          <w:tcPr>
+            <w:tcW w:w="0" w:type="auto"/>
+            <w:tcBorders>
+              <w:top w:val="nil"/>
+              <w:left w:val="nil"/>
+              <w:bottom w:val="single" w:sz="4" w:space="0" w:color="E5E5E5"/>
+              <w:right w:val="nil"/>
+            </w:tcBorders>
+            <w:tcMar>
+              <w:top w:w="150" w:type="dxa"/>
+              <w:left w:w="150" w:type="dxa"/>
+              <w:bottom w:w="150" w:type="dxa"/>
+              <w:right w:w="150" w:type="dxa"/>
+            </w:tcMar>
+            <w:vAlign w:val="center"/>
+            <w:hideMark/>
+          </w:tcPr>
+          <w:p>
+            <w:r>
+              <w:t>Build </w:t>
+            </w:r>
+            <w:r>
+              <w:rPr>
+                <w:b/>
+                <w:bCs/>
+              </w:rPr>
+              <w:t>server-side apps</w:t>
+            </w:r>
+            <w:r>
+              <w:t> (APIs, websites)</w:t>
+            </w:r>
+          </w:p>
+        </w:tc>
+        <w:tc>
+          <w:tcPr>
+            <w:tcW w:w="0" w:type="auto"/>
+            <w:tcBorders>
+              <w:top w:val="nil"/>
+              <w:left w:val="nil"/>
+              <w:bottom w:val="single" w:sz="4" w:space="0" w:color="E5E5E5"/>
+              <w:right w:val="nil"/>
+            </w:tcBorders>
+            <w:tcMar>
+              <w:top w:w="150" w:type="dxa"/>
+              <w:left w:w="150" w:type="dxa"/>
+              <w:bottom w:w="150" w:type="dxa"/>
+              <w:right w:w="150" w:type="dxa"/>
+            </w:tcMar>
+            <w:vAlign w:val="center"/>
+            <w:hideMark/>
+          </w:tcPr>
+          <w:p>
+            <w:r>
+              <w:t>Build </w:t>
+            </w:r>
+            <w:r>
+              <w:rPr>
+                <w:b/>
+                <w:bCs/>
+              </w:rPr>
+              <w:t>cross-platform apps</w:t>
+            </w:r>
+            <w:r>
+              <w:t> (iOS/Android/Web/Desktop)</w:t>
+            </w:r>
+          </w:p>
+        </w:tc>
+      </w:tr>
+      <w:tr>
+        <w:tc>
+          <w:tcPr>
+            <w:tcW w:w="0" w:type="auto"/>
+            <w:tcBorders>
+              <w:top w:val="nil"/>
+              <w:left w:val="nil"/>
+              <w:bottom w:val="single" w:sz="4" w:space="0" w:color="E5E5E5"/>
+              <w:right w:val="nil"/>
+            </w:tcBorders>
+            <w:tcMar>
+              <w:top w:w="150" w:type="dxa"/>
+              <w:left w:w="0" w:type="dxa"/>
+              <w:bottom w:w="150" w:type="dxa"/>
+              <w:right w:w="150" w:type="dxa"/>
+            </w:tcMar>
+            <w:vAlign w:val="center"/>
+            <w:hideMark/>
+          </w:tcPr>
+          <w:p>
+            <w:r>
+              <w:rPr>
+                <w:b/>
+                <w:bCs/>
+              </w:rPr>
+              <w:t>SDK</w:t>
+            </w:r>
+          </w:p>
+        </w:tc>
+        <w:tc>
+          <w:tcPr>
+            <w:tcW w:w="0" w:type="auto"/>
+            <w:tcBorders>
+              <w:top w:val="nil"/>
+              <w:left w:val="nil"/>
+              <w:bottom w:val="single" w:sz="4" w:space="0" w:color="E5E5E5"/>
+              <w:right w:val="nil"/>
+            </w:tcBorders>
+            <w:tcMar>
+              <w:top w:w="150" w:type="dxa"/>
+              <w:left w:w="150" w:type="dxa"/>
+              <w:bottom w:w="150" w:type="dxa"/>
+              <w:right w:w="150" w:type="dxa"/>
+            </w:tcMar>
+            <w:vAlign w:val="center"/>
+            <w:hideMark/>
+          </w:tcPr>
+          <w:p>
+            <w:r>
+              <w:rPr>
+                <w:rFonts w:ascii="Segoe UI Emoji" w:hAnsi="Segoe UI Emoji" w:cs="Segoe UI Emoji"/>
+              </w:rPr>
+              <w:t>❌</w:t>
+            </w:r>
+            <w:r>
+              <w:t xml:space="preserve"> No SDK (just a lightweight framework)</w:t>
+            </w:r>
+          </w:p>
+        </w:tc>
+        <w:tc>
+          <w:tcPr>
+            <w:tcW w:w="0" w:type="auto"/>
+            <w:tcBorders>
+              <w:top w:val="nil"/>
+              <w:left w:val="nil"/>
+              <w:bottom w:val="single" w:sz="4" w:space="0" w:color="E5E5E5"/>
+              <w:right w:val="nil"/>
+            </w:tcBorders>
+            <w:tcMar>
+              <w:top w:w="150" w:type="dxa"/>
+              <w:left w:w="150" w:type="dxa"/>
+              <w:bottom w:w="150" w:type="dxa"/>
+              <w:right w:w="150" w:type="dxa"/>
+            </w:tcMar>
+            <w:vAlign w:val="center"/>
+            <w:hideMark/>
+          </w:tcPr>
+          <w:p>
+            <w:r>
+              <w:rPr>
+                <w:rFonts w:ascii="Segoe UI Emoji" w:hAnsi="Segoe UI Emoji" w:cs="Segoe UI Emoji"/>
+              </w:rPr>
+              <w:t>✅</w:t>
+            </w:r>
+            <w:r>
+              <w:t> </w:t>
+            </w:r>
+            <w:r>
+              <w:rPr>
+                <w:b/>
+                <w:bCs/>
+              </w:rPr>
+              <w:t>Flutter SDK</w:t>
+            </w:r>
+            <w:r>
+              <w:t> (includes Dart, compiler, tools)</w:t>
+            </w:r>
+          </w:p>
+        </w:tc>
+      </w:tr>
+      <w:tr>
+        <w:tc>
+          <w:tcPr>
+            <w:tcW w:w="0" w:type="auto"/>
+            <w:tcBorders>
+              <w:top w:val="nil"/>
+              <w:left w:val="nil"/>
+              <w:bottom w:val="single" w:sz="4" w:space="0" w:color="E5E5E5"/>
+              <w:right w:val="nil"/>
+            </w:tcBorders>
+            <w:tcMar>
+              <w:top w:w="150" w:type="dxa"/>
+              <w:left w:w="0" w:type="dxa"/>
+              <w:bottom w:w="150" w:type="dxa"/>
+              <w:right w:w="150" w:type="dxa"/>
+            </w:tcMar>
+            <w:vAlign w:val="center"/>
+            <w:hideMark/>
+          </w:tcPr>
+          <w:p>
+            <w:r>
+              <w:rPr>
+                <w:b/>
+                <w:bCs/>
+              </w:rPr>
+              <w:t>Compilation</w:t>
+            </w:r>
+          </w:p>
+        </w:tc>
+        <w:tc>
+          <w:tcPr>
+            <w:tcW w:w="0" w:type="auto"/>
+            <w:tcBorders>
+              <w:top w:val="nil"/>
+              <w:left w:val="nil"/>
+              <w:bottom w:val="single" w:sz="4" w:space="0" w:color="E5E5E5"/>
+              <w:right w:val="nil"/>
+            </w:tcBorders>
+            <w:tcMar>
+              <w:top w:w="150" w:type="dxa"/>
+              <w:left w:w="150" w:type="dxa"/>
+              <w:bottom w:w="150" w:type="dxa"/>
+              <w:right w:w="150" w:type="dxa"/>
+            </w:tcMar>
+            <w:vAlign w:val="center"/>
+            <w:hideMark/>
+          </w:tcPr>
+          <w:p>
+            <w:r>
+              <w:t>Interpreted (runs via Python VM)</w:t>
+            </w:r>
+          </w:p>
+        </w:tc>
+        <w:tc>
+          <w:tcPr>
+            <w:tcW w:w="0" w:type="auto"/>
+            <w:tcBorders>
+              <w:top w:val="nil"/>
+              <w:left w:val="nil"/>
+              <w:bottom w:val="single" w:sz="4" w:space="0" w:color="E5E5E5"/>
+              <w:right w:val="nil"/>
+            </w:tcBorders>
+            <w:tcMar>
+              <w:top w:w="150" w:type="dxa"/>
+              <w:left w:w="150" w:type="dxa"/>
+              <w:bottom w:w="150" w:type="dxa"/>
+              <w:right w:w="150" w:type="dxa"/>
+            </w:tcMar>
+            <w:vAlign w:val="center"/>
+            <w:hideMark/>
+          </w:tcPr>
+          <w:p>
+            <w:r>
+              <w:t>Compiled to </w:t>
+            </w:r>
+            <w:r>
+              <w:rPr>
+                <w:b/>
+                <w:bCs/>
+              </w:rPr>
+              <w:t>native ARM code</w:t>
+            </w:r>
+            <w:r>
+              <w:t> (AOT) or JavaScript (Web)</w:t>
+            </w:r>
+          </w:p>
+        </w:tc>
+      </w:tr>
+      <w:tr>
+        <w:tc>
+          <w:tcPr>
+            <w:tcW w:w="0" w:type="auto"/>
+            <w:tcBorders>
+              <w:top w:val="nil"/>
+              <w:left w:val="nil"/>
+              <w:bottom w:val="single" w:sz="4" w:space="0" w:color="E5E5E5"/>
+              <w:right w:val="nil"/>
+            </w:tcBorders>
+            <w:tcMar>
+              <w:top w:w="150" w:type="dxa"/>
+              <w:left w:w="0" w:type="dxa"/>
+              <w:bottom w:w="150" w:type="dxa"/>
+              <w:right w:w="150" w:type="dxa"/>
+            </w:tcMar>
+            <w:vAlign w:val="center"/>
+            <w:hideMark/>
+          </w:tcPr>
+          <w:p>
+            <w:r>
+              <w:rPr>
+                <w:b/>
+                <w:bCs/>
+              </w:rPr>
+              <w:t>UI</w:t>
+            </w:r>
+          </w:p>
+        </w:tc>
+        <w:tc>
+          <w:tcPr>
+            <w:tcW w:w="0" w:type="auto"/>
+            <w:tcBorders>
+              <w:top w:val="nil"/>
+              <w:left w:val="nil"/>
+              <w:bottom w:val="single" w:sz="4" w:space="0" w:color="E5E5E5"/>
+              <w:right w:val="nil"/>
+            </w:tcBorders>
+            <w:tcMar>
+              <w:top w:w="150" w:type="dxa"/>
+              <w:left w:w="150" w:type="dxa"/>
+              <w:bottom w:w="150" w:type="dxa"/>
+              <w:right w:w="150" w:type="dxa"/>
+            </w:tcMar>
+            <w:vAlign w:val="center"/>
+            <w:hideMark/>
+          </w:tcPr>
+          <w:p>
+            <w:r>
+              <w:t>Renders HTML/CSS (no built-in UI toolkit)</w:t>
+            </w:r>
+          </w:p>
+        </w:tc>
+        <w:tc>
+          <w:tcPr>
+            <w:tcW w:w="0" w:type="auto"/>
+            <w:tcBorders>
+              <w:top w:val="nil"/>
+              <w:left w:val="nil"/>
+              <w:bottom w:val="single" w:sz="4" w:space="0" w:color="E5E5E5"/>
+              <w:right w:val="nil"/>
+            </w:tcBorders>
+            <w:tcMar>
+              <w:top w:w="150" w:type="dxa"/>
+              <w:left w:w="150" w:type="dxa"/>
+              <w:bottom w:w="150" w:type="dxa"/>
+              <w:right w:w="150" w:type="dxa"/>
+            </w:tcMar>
+            <w:vAlign w:val="center"/>
+            <w:hideMark/>
+          </w:tcPr>
+          <w:p>
+            <w:r>
+              <w:t>Uses </w:t>
+            </w:r>
+            <w:r>
+              <w:rPr>
+                <w:b/>
+                <w:bCs/>
+              </w:rPr>
+              <w:t>widgets</w:t>
+            </w:r>
+            <w:r>
+              <w:t> for pixel-perfect native UIs</w:t>
+            </w:r>
+          </w:p>
+        </w:tc>
+      </w:tr>
+      <w:tr>
+        <w:tc>
+          <w:tcPr>
+            <w:tcW w:w="0" w:type="auto"/>
+            <w:tcBorders>
+              <w:top w:val="nil"/>
+              <w:left w:val="nil"/>
+              <w:bottom w:val="single" w:sz="4" w:space="0" w:color="E5E5E5"/>
+              <w:right w:val="nil"/>
+            </w:tcBorders>
+            <w:tcMar>
+              <w:top w:w="150" w:type="dxa"/>
+              <w:left w:w="0" w:type="dxa"/>
+              <w:bottom w:w="150" w:type="dxa"/>
+              <w:right w:w="150" w:type="dxa"/>
+            </w:tcMar>
+            <w:vAlign w:val="center"/>
+            <w:hideMark/>
+          </w:tcPr>
+          <w:p>
+            <w:r>
+              <w:rPr>
+                <w:b/>
+                <w:bCs/>
+              </w:rPr>
+              <w:t>Performance</w:t>
+            </w:r>
+          </w:p>
+        </w:tc>
+        <w:tc>
+          <w:tcPr>
+            <w:tcW w:w="0" w:type="auto"/>
+            <w:tcBorders>
+              <w:top w:val="nil"/>
+              <w:left w:val="nil"/>
+              <w:bottom w:val="single" w:sz="4" w:space="0" w:color="E5E5E5"/>
+              <w:right w:val="nil"/>
+            </w:tcBorders>
+            <w:tcMar>
+              <w:top w:w="150" w:type="dxa"/>
+              <w:left w:w="150" w:type="dxa"/>
+              <w:bottom w:w="150" w:type="dxa"/>
+              <w:right w:w="150" w:type="dxa"/>
+            </w:tcMar>
+            <w:vAlign w:val="center"/>
+            <w:hideMark/>
+          </w:tcPr>
+          <w:p>
+            <w:r>
+              <w:t>Slower (Python is not compiled)</w:t>
+            </w:r>
+          </w:p>
+        </w:tc>
+        <w:tc>
+          <w:tcPr>
+            <w:tcW w:w="0" w:type="auto"/>
+            <w:tcBorders>
+              <w:top w:val="nil"/>
+              <w:left w:val="nil"/>
+              <w:bottom w:val="single" w:sz="4" w:space="0" w:color="E5E5E5"/>
+              <w:right w:val="nil"/>
+            </w:tcBorders>
+            <w:tcMar>
+              <w:top w:w="150" w:type="dxa"/>
+              <w:left w:w="150" w:type="dxa"/>
+              <w:bottom w:w="150" w:type="dxa"/>
+              <w:right w:w="150" w:type="dxa"/>
+            </w:tcMar>
+            <w:vAlign w:val="center"/>
+            <w:hideMark/>
+          </w:tcPr>
+          <w:p>
+            <w:r>
+              <w:t>Near-native (compiled to machine code)</w:t>
+            </w:r>
+          </w:p>
+        </w:tc>
+      </w:tr>
+      <w:tr>
+        <w:tc>
+          <w:tcPr>
+            <w:tcW w:w="0" w:type="auto"/>
+            <w:tcBorders>
+              <w:top w:val="nil"/>
+              <w:left w:val="nil"/>
+              <w:bottom w:val="single" w:sz="4" w:space="0" w:color="E5E5E5"/>
+              <w:right w:val="nil"/>
+            </w:tcBorders>
+            <w:tcMar>
+              <w:top w:w="150" w:type="dxa"/>
+              <w:left w:w="0" w:type="dxa"/>
+              <w:bottom w:w="150" w:type="dxa"/>
+              <w:right w:w="150" w:type="dxa"/>
+            </w:tcMar>
+            <w:vAlign w:val="center"/>
+            <w:hideMark/>
+          </w:tcPr>
+          <w:p>
+            <w:r>
+              <w:rPr>
+                <w:b/>
+                <w:bCs/>
+              </w:rPr>
+              <w:t>Use Cases</w:t>
+            </w:r>
+          </w:p>
+        </w:tc>
+        <w:tc>
+          <w:tcPr>
+            <w:tcW w:w="0" w:type="auto"/>
+            <w:tcBorders>
+              <w:top w:val="nil"/>
+              <w:left w:val="nil"/>
+              <w:bottom w:val="single" w:sz="4" w:space="0" w:color="E5E5E5"/>
+              <w:right w:val="nil"/>
+            </w:tcBorders>
+            <w:tcMar>
+              <w:top w:w="150" w:type="dxa"/>
+              <w:left w:w="150" w:type="dxa"/>
+              <w:bottom w:w="150" w:type="dxa"/>
+              <w:right w:w="150" w:type="dxa"/>
+            </w:tcMar>
+            <w:vAlign w:val="center"/>
+            <w:hideMark/>
+          </w:tcPr>
+          <w:p>
+            <w:r>
+              <w:t>REST APIs, dynamic websites, microservices</w:t>
+            </w:r>
+          </w:p>
+        </w:tc>
+        <w:tc>
+          <w:tcPr>
+            <w:tcW w:w="0" w:type="auto"/>
+            <w:tcBorders>
+              <w:top w:val="nil"/>
+              <w:left w:val="nil"/>
+              <w:bottom w:val="single" w:sz="4" w:space="0" w:color="E5E5E5"/>
+              <w:right w:val="nil"/>
+            </w:tcBorders>
+            <w:tcMar>
+              <w:top w:w="150" w:type="dxa"/>
+              <w:left w:w="150" w:type="dxa"/>
+              <w:bottom w:w="150" w:type="dxa"/>
+              <w:right w:w="150" w:type="dxa"/>
+            </w:tcMar>
+            <w:vAlign w:val="center"/>
+            <w:hideMark/>
+          </w:tcPr>
+          <w:p>
+            <w:r>
+              <w:t>Mobile apps, PWAs, desktop apps</w:t>
+            </w:r>
+          </w:p>
+        </w:tc>
+      </w:tr>
+    </w:tbl>
+    <w:p>
+      <w:r>
+        <w:pict w14:anchorId="34A40763">
+          <v:rect id="_x0000_i1073" style="width:0;height:.75pt" o:hralign="center" o:hrstd="t" o:hrnoshade="t" o:hr="t" fillcolor="#404040" stroked="f"/>
+        </w:pict>
+      </w:r>
+    </w:p>
+    <w:p>
+      <w:r>
+        <w:rPr>
+          <w:b/>
+          <w:bCs/>
+        </w:rPr>
+        <w:t>1. Why Flask Doesn’t Need an SDK</w:t>
+      </w:r>
+    </w:p>
+    <w:p>
+      <w:pPr>
+        <w:numPr>
+          <w:ilvl w:val="0"/>
+          <w:numId w:val="9"/>
+        </w:numPr>
+      </w:pPr>
+      <w:r>
+        <w:t>Flask is a </w:t>
+      </w:r>
+      <w:r>
+        <w:rPr>
+          <w:b/>
+          <w:bCs/>
+        </w:rPr>
+        <w:t>minimalist framework</w:t>
+      </w:r>
+      <w:r>
+        <w:t> that relies on:</w:t>
+      </w:r>
+    </w:p>
+    <w:p>
+      <w:pPr>
+        <w:numPr>
+          <w:ilvl w:val="1"/>
+          <w:numId w:val="9"/>
+        </w:numPr>
+      </w:pPr>
+      <w:r>
+        <w:rPr>
+          <w:b/>
+          <w:bCs/>
+        </w:rPr>
+        <w:t>Python</w:t>
+      </w:r>
+      <w:r>
+        <w:t> (installed separately).</w:t>
+      </w:r>
+    </w:p>
+    <w:p>
+      <w:pPr>
+        <w:numPr>
+          <w:ilvl w:val="1"/>
+          <w:numId w:val="9"/>
+        </w:numPr>
+      </w:pPr>
+      <w:r>
+        <w:rPr>
+          <w:b/>
+          <w:bCs/>
+        </w:rPr>
+        <w:t>Libraries</w:t>
+      </w:r>
+      <w:r>
+        <w:t> (like Jinja2 for templates, </w:t>
+      </w:r>
+      <w:proofErr w:type="spellStart"/>
+      <w:r>
+        <w:t>Werkzeug</w:t>
+      </w:r>
+      <w:proofErr w:type="spellEnd"/>
+      <w:r>
+        <w:t> for routing).</w:t>
+      </w:r>
+    </w:p>
+    <w:p>
+      <w:pPr>
+        <w:numPr>
+          <w:ilvl w:val="0"/>
+          <w:numId w:val="9"/>
+        </w:numPr>
+      </w:pPr>
+      <w:r>
+        <w:t>You just pip install flask and start coding—no extra tools required.</w:t>
+      </w:r>
+    </w:p>
+    <w:p>
+      <w:r>
+        <w:rPr>
+          <w:b/>
+          <w:bCs/>
+        </w:rPr>
+        <w:t>Example Flask App</w:t>
+      </w:r>
+    </w:p>
+    <w:p>
+      <w:r>
+        <w:lastRenderedPageBreak/>
+        <w:t>python</w:t>
+      </w:r>
+    </w:p>
+    <w:p>
+      <w:r>
+        <w:t>from flask import Flask</w:t>
+      </w:r>
+    </w:p>
+    <w:p>
+      <w:r>
+        <w:t>app = Flask(__name__)</w:t>
+      </w:r>
+    </w:p>
+    <w:p/>
+    <w:p>
+      <w:r>
+        <w:t>@</w:t>
+      </w:r>
+      <w:proofErr w:type="gramStart"/>
+      <w:r>
+        <w:t>app.route</w:t>
+      </w:r>
+      <w:proofErr w:type="gramEnd"/>
+      <w:r>
+        <w:t>("/")</w:t>
+      </w:r>
+    </w:p>
+    <w:p>
+      <w:r>
+        <w:t xml:space="preserve">def </w:t>
+      </w:r>
+      <w:proofErr w:type="gramStart"/>
+      <w:r>
+        <w:t>home(</w:t>
+      </w:r>
+      <w:proofErr w:type="gramEnd"/>
+      <w:r>
+        <w:t>):</w:t>
+      </w:r>
+    </w:p>
+    <w:p>
+      <w:r>
+        <w:t xml:space="preserve">    return "&lt;h1&gt;Hello </w:t>
+      </w:r>
+      <w:proofErr w:type="gramStart"/>
+      <w:r>
+        <w:t>World!&lt;</w:t>
+      </w:r>
+      <w:proofErr w:type="gramEnd"/>
+      <w:r>
+        <w:t>/h1&gt;"</w:t>
+      </w:r>
+    </w:p>
+    <w:p>
+      <w:r>
+        <w:pict w14:anchorId="13BC2F0B">
+          <v:rect id="_x0000_i1074" style="width:0;height:.75pt" o:hralign="center" o:hrstd="t" o:hrnoshade="t" o:hr="t" fillcolor="#404040" stroked="f"/>
+        </w:pict>
+      </w:r>
+    </w:p>
+    <w:p>
+      <w:r>
+        <w:rPr>
+          <w:b/>
+          <w:bCs/>
+        </w:rPr>
+        <w:t>2. Why Flutter Needs an SDK</w:t>
+      </w:r>
+    </w:p>
+    <w:p>
+      <w:r>
+        <w:t>Flutter is a </w:t>
+      </w:r>
+      <w:r>
+        <w:rPr>
+          <w:b/>
+          <w:bCs/>
+        </w:rPr>
+        <w:t>full development kit</w:t>
+      </w:r>
+      <w:r>
+        <w:t> because:</w:t>
+      </w:r>
+    </w:p>
+    <w:p>
+      <w:pPr>
+        <w:numPr>
+          <w:ilvl w:val="0"/>
+          <w:numId w:val="10"/>
+        </w:numPr>
+      </w:pPr>
+      <w:r>
+        <w:t>It includes:</w:t>
+      </w:r>
+    </w:p>
+    <w:p>
+      <w:pPr>
+        <w:numPr>
+          <w:ilvl w:val="1"/>
+          <w:numId w:val="10"/>
+        </w:numPr>
+      </w:pPr>
+      <w:r>
+        <w:rPr>
+          <w:b/>
+          <w:bCs/>
+        </w:rPr>
+        <w:t>Dart compiler</w:t>
+      </w:r>
+      <w:r>
+        <w:t> (for ARM/JavaScript).</w:t>
+      </w:r>
+    </w:p>
+    <w:p>
+      <w:pPr>
+        <w:numPr>
+          <w:ilvl w:val="1"/>
+          <w:numId w:val="10"/>
+        </w:numPr>
+      </w:pPr>
+      <w:r>
+        <w:rPr>
+          <w:b/>
+          <w:bCs/>
+        </w:rPr>
+        <w:t>Widget library</w:t>
+      </w:r>
+      <w:r>
+        <w:t> (pre-built UI components).</w:t>
+      </w:r>
+    </w:p>
+    <w:p>
+      <w:pPr>
+        <w:numPr>
+          <w:ilvl w:val="1"/>
+          <w:numId w:val="10"/>
+        </w:numPr>
+      </w:pPr>
+      <w:r>
+        <w:rPr>
+          <w:b/>
+          <w:bCs/>
+        </w:rPr>
+        <w:t>Hot Reload</w:t>
+      </w:r>
+      <w:r>
+        <w:t> (real-time code updates).</w:t>
+      </w:r>
+    </w:p>
+    <w:p>
+      <w:pPr>
+        <w:numPr>
+          <w:ilvl w:val="1"/>
+          <w:numId w:val="10"/>
+        </w:numPr>
+      </w:pPr>
+      <w:r>
+        <w:rPr>
+          <w:b/>
+          <w:bCs/>
+        </w:rPr>
+        <w:t>Platform-specific tools</w:t>
+      </w:r>
+      <w:r>
+        <w:t> (e.g., Android Studio/Xcode integration).</w:t>
+      </w:r>
+    </w:p>
+    <w:p>
+      <w:pPr>
+        <w:numPr>
+          <w:ilvl w:val="0"/>
+          <w:numId w:val="10"/>
+        </w:numPr>
+      </w:pPr>
+      <w:r>
+        <w:t>You </w:t>
+      </w:r>
+      <w:r>
+        <w:rPr>
+          <w:b/>
+          <w:bCs/>
+        </w:rPr>
+        <w:t>can’t</w:t>
+      </w:r>
+      <w:r>
+        <w:t> just pip install flutter—it requires a full setup.</w:t>
+      </w:r>
+    </w:p>
+    <w:p>
+      <w:r>
+        <w:rPr>
+          <w:b/>
+          <w:bCs/>
+        </w:rPr>
+        <w:t>Example Flutter App</w:t>
+      </w:r>
+    </w:p>
+    <w:p>
+      <w:r>
+        <w:t>dart</w:t>
+      </w:r>
+    </w:p>
+    <w:p>
+      <w:r>
+        <w:t>import '</w:t>
+      </w:r>
+      <w:proofErr w:type="spellStart"/>
+      <w:proofErr w:type="gramStart"/>
+      <w:r>
+        <w:t>package:flutter</w:t>
+      </w:r>
+      <w:proofErr w:type="spellEnd"/>
+      <w:r>
+        <w:t>/</w:t>
+      </w:r>
+      <w:proofErr w:type="spellStart"/>
+      <w:r>
+        <w:t>material.dart</w:t>
+      </w:r>
+      <w:proofErr w:type="spellEnd"/>
+      <w:proofErr w:type="gramEnd"/>
+      <w:r>
+        <w:t>';</w:t>
+      </w:r>
+    </w:p>
+    <w:p/>
+    <w:p>
+      <w:r>
+        <w:t xml:space="preserve">void </w:t>
+      </w:r>
+      <w:proofErr w:type="gramStart"/>
+      <w:r>
+        <w:t>main(</w:t>
+      </w:r>
+      <w:proofErr w:type="gramEnd"/>
+      <w:r>
+        <w:t xml:space="preserve">) =&gt; </w:t>
+      </w:r>
+      <w:proofErr w:type="spellStart"/>
+      <w:proofErr w:type="gramStart"/>
+      <w:r>
+        <w:t>runApp</w:t>
+      </w:r>
+      <w:proofErr w:type="spellEnd"/>
+      <w:r>
+        <w:t>(</w:t>
+      </w:r>
+      <w:proofErr w:type="gramEnd"/>
+    </w:p>
+    <w:p>
+      <w:r>
+        <w:t xml:space="preserve">  </w:t>
+      </w:r>
+      <w:proofErr w:type="spellStart"/>
+      <w:proofErr w:type="gramStart"/>
+      <w:r>
+        <w:t>MaterialApp</w:t>
+      </w:r>
+      <w:proofErr w:type="spellEnd"/>
+      <w:r>
+        <w:t>(</w:t>
+      </w:r>
+      <w:proofErr w:type="gramEnd"/>
+      <w:r>
+        <w:t xml:space="preserve">home: </w:t>
+      </w:r>
+      <w:proofErr w:type="gramStart"/>
+      <w:r>
+        <w:t>Text(</w:t>
+      </w:r>
+      <w:proofErr w:type="gramEnd"/>
+      <w:r>
+        <w:t>"Hello World")),</w:t>
+      </w:r>
+    </w:p>
+    <w:p>
+      <w:r>
+        <w:t>);</w:t>
+      </w:r>
+    </w:p>
+    <w:p>
+      <w:r>
+        <w:pict w14:anchorId="356576D0">
+          <v:rect id="_x0000_i1075" style="width:0;height:.75pt" o:hralign="center" o:hrstd="t" o:hrnoshade="t" o:hr="t" fillcolor="#404040" stroked="f"/>
+        </w:pict>
+      </w:r>
+    </w:p>
+    <w:p>
+      <w:r>
+        <w:rPr>
+          <w:b/>
+          <w:bCs/>
+        </w:rPr>
+        <w:t>Key Technical Differences</w:t>
+      </w:r>
+    </w:p>
+    <w:tbl>
+      <w:tblPr>
+        <w:tblW w:w="0" w:type="auto"/>
+        <w:tblCellMar>
+          <w:top w:w="15" w:type="dxa"/>
+          <w:left w:w="15" w:type="dxa"/>
+          <w:bottom w:w="15" w:type="dxa"/>
+          <w:right w:w="15" w:type="dxa"/>
+        </w:tblCellMar>
+        <w:tblLook w:val="04A0" w:firstRow="1" w:lastRow="0" w:firstColumn="1" w:lastColumn="0" w:noHBand="0" w:noVBand="1"/>
+      </w:tblPr>
+      <w:tblGrid>
+        <w:gridCol w:w="1746"/>
+        <w:gridCol w:w="1905"/>
+        <w:gridCol w:w="3669"/>
+      </w:tblGrid>
+      <w:tr>
+        <w:trPr>
+          <w:tblHeader/>
+        </w:trPr>
+        <w:tc>
+          <w:tcPr>
+            <w:tcW w:w="0" w:type="auto"/>
+            <w:tcBorders>
+              <w:top w:val="nil"/>
+              <w:left w:val="nil"/>
+              <w:bottom w:val="single" w:sz="4" w:space="0" w:color="BBBBBB"/>
+              <w:right w:val="nil"/>
+            </w:tcBorders>
+            <w:tcMar>
+              <w:top w:w="150" w:type="dxa"/>
+              <w:left w:w="0" w:type="dxa"/>
+              <w:bottom w:w="150" w:type="dxa"/>
+              <w:right w:w="150" w:type="dxa"/>
+            </w:tcMar>
+            <w:vAlign w:val="center"/>
+            <w:hideMark/>
+          </w:tcPr>
+          <w:p>
+            <w:pPr>
+              <w:rPr>
+                <w:b/>
+                <w:bCs/>
+              </w:rPr>
+            </w:pPr>
+            <w:r>
+              <w:rPr>
+                <w:b/>
+                <w:bCs/>
+              </w:rPr>
+              <w:t>Feature</w:t>
+            </w:r>
+          </w:p>
+        </w:tc>
+        <w:tc>
+          <w:tcPr>
+            <w:tcW w:w="0" w:type="auto"/>
+            <w:tcBorders>
+              <w:top w:val="nil"/>
+              <w:left w:val="nil"/>
+              <w:bottom w:val="single" w:sz="4" w:space="0" w:color="BBBBBB"/>
+              <w:right w:val="nil"/>
+            </w:tcBorders>
+            <w:tcMar>
+              <w:top w:w="150" w:type="dxa"/>
+              <w:left w:w="150" w:type="dxa"/>
+              <w:bottom w:w="150" w:type="dxa"/>
+              <w:right w:w="150" w:type="dxa"/>
+            </w:tcMar>
+            <w:vAlign w:val="center"/>
+            <w:hideMark/>
+          </w:tcPr>
+          <w:p>
+            <w:pPr>
+              <w:rPr>
+                <w:b/>
+                <w:bCs/>
+              </w:rPr>
+            </w:pPr>
+            <w:r>
+              <w:rPr>
+                <w:b/>
+                <w:bCs/>
+              </w:rPr>
+              <w:t>Flask</w:t>
+            </w:r>
+          </w:p>
+        </w:tc>
+        <w:tc>
+          <w:tcPr>
+            <w:tcW w:w="0" w:type="auto"/>
+            <w:tcBorders>
+              <w:top w:val="nil"/>
+              <w:left w:val="nil"/>
+              <w:bottom w:val="single" w:sz="4" w:space="0" w:color="BBBBBB"/>
+              <w:right w:val="nil"/>
+            </w:tcBorders>
+            <w:tcMar>
+              <w:top w:w="150" w:type="dxa"/>
+              <w:left w:w="150" w:type="dxa"/>
+              <w:bottom w:w="150" w:type="dxa"/>
+              <w:right w:w="150" w:type="dxa"/>
+            </w:tcMar>
+            <w:vAlign w:val="center"/>
+            <w:hideMark/>
+          </w:tcPr>
+          <w:p>
+            <w:pPr>
+              <w:rPr>
+                <w:b/>
+                <w:bCs/>
+              </w:rPr>
+            </w:pPr>
+            <w:r>
+              <w:rPr>
+                <w:b/>
+                <w:bCs/>
+              </w:rPr>
+              <w:t>Flutter</w:t>
+            </w:r>
+          </w:p>
+        </w:tc>
+      </w:tr>
+      <w:tr>
+        <w:tc>
+          <w:tcPr>
+            <w:tcW w:w="0" w:type="auto"/>
+            <w:tcBorders>
+              <w:top w:val="nil"/>
+              <w:left w:val="nil"/>
+              <w:bottom w:val="single" w:sz="4" w:space="0" w:color="E5E5E5"/>
+              <w:right w:val="nil"/>
+            </w:tcBorders>
+            <w:tcMar>
+              <w:top w:w="150" w:type="dxa"/>
+              <w:left w:w="0" w:type="dxa"/>
+              <w:bottom w:w="150" w:type="dxa"/>
+              <w:right w:w="150" w:type="dxa"/>
+            </w:tcMar>
+            <w:vAlign w:val="center"/>
+            <w:hideMark/>
+          </w:tcPr>
+          <w:p>
+            <w:r>
+              <w:rPr>
+                <w:b/>
+                <w:bCs/>
+              </w:rPr>
+              <w:t>Rendering Engine</w:t>
+            </w:r>
+          </w:p>
+        </w:tc>
+        <w:tc>
+          <w:tcPr>
+            <w:tcW w:w="0" w:type="auto"/>
+            <w:tcBorders>
+              <w:top w:val="nil"/>
+              <w:left w:val="nil"/>
+              <w:bottom w:val="single" w:sz="4" w:space="0" w:color="E5E5E5"/>
+              <w:right w:val="nil"/>
+            </w:tcBorders>
+            <w:tcMar>
+              <w:top w:w="150" w:type="dxa"/>
+              <w:left w:w="150" w:type="dxa"/>
+              <w:bottom w:w="150" w:type="dxa"/>
+              <w:right w:w="150" w:type="dxa"/>
+            </w:tcMar>
+            <w:vAlign w:val="center"/>
+            <w:hideMark/>
+          </w:tcPr>
+          <w:p>
+            <w:r>
+              <w:t>Browser (HTML)</w:t>
+            </w:r>
+          </w:p>
+        </w:tc>
+        <w:tc>
+          <w:tcPr>
+            <w:tcW w:w="0" w:type="auto"/>
+            <w:tcBorders>
+              <w:top w:val="nil"/>
+              <w:left w:val="nil"/>
+              <w:bottom w:val="single" w:sz="4" w:space="0" w:color="E5E5E5"/>
+              <w:right w:val="nil"/>
+            </w:tcBorders>
+            <w:tcMar>
+              <w:top w:w="150" w:type="dxa"/>
+              <w:left w:w="150" w:type="dxa"/>
+              <w:bottom w:w="150" w:type="dxa"/>
+              <w:right w:w="150" w:type="dxa"/>
+            </w:tcMar>
+            <w:vAlign w:val="center"/>
+            <w:hideMark/>
+          </w:tcPr>
+          <w:p>
+            <w:proofErr w:type="spellStart"/>
+            <w:r>
+              <w:t>Skia</w:t>
+            </w:r>
+            <w:proofErr w:type="spellEnd"/>
+            <w:r>
+              <w:t xml:space="preserve"> (GPU-accelerated)</w:t>
+            </w:r>
+          </w:p>
+        </w:tc>
+      </w:tr>
+      <w:tr>
+        <w:tc>
+          <w:tcPr>
+            <w:tcW w:w="0" w:type="auto"/>
+            <w:tcBorders>
+              <w:top w:val="nil"/>
+              <w:left w:val="nil"/>
+              <w:bottom w:val="single" w:sz="4" w:space="0" w:color="E5E5E5"/>
+              <w:right w:val="nil"/>
+            </w:tcBorders>
+            <w:tcMar>
+              <w:top w:w="150" w:type="dxa"/>
+              <w:left w:w="0" w:type="dxa"/>
+              <w:bottom w:w="150" w:type="dxa"/>
+              <w:right w:w="150" w:type="dxa"/>
+            </w:tcMar>
+            <w:vAlign w:val="center"/>
+            <w:hideMark/>
+          </w:tcPr>
+          <w:p>
+            <w:r>
+              <w:rPr>
+                <w:b/>
+                <w:bCs/>
+              </w:rPr>
+              <w:t>Backend Support</w:t>
+            </w:r>
+          </w:p>
+        </w:tc>
+        <w:tc>
+          <w:tcPr>
+            <w:tcW w:w="0" w:type="auto"/>
+            <w:tcBorders>
+              <w:top w:val="nil"/>
+              <w:left w:val="nil"/>
+              <w:bottom w:val="single" w:sz="4" w:space="0" w:color="E5E5E5"/>
+              <w:right w:val="nil"/>
+            </w:tcBorders>
+            <w:tcMar>
+              <w:top w:w="150" w:type="dxa"/>
+              <w:left w:w="150" w:type="dxa"/>
+              <w:bottom w:w="150" w:type="dxa"/>
+              <w:right w:w="150" w:type="dxa"/>
+            </w:tcMar>
+            <w:vAlign w:val="center"/>
+            <w:hideMark/>
+          </w:tcPr>
+          <w:p>
+            <w:r>
+              <w:rPr>
+                <w:rFonts w:ascii="Segoe UI Emoji" w:hAnsi="Segoe UI Emoji" w:cs="Segoe UI Emoji"/>
+              </w:rPr>
+              <w:t>✅</w:t>
+            </w:r>
+            <w:r>
+              <w:t xml:space="preserve"> Yes (Python)</w:t>
+            </w:r>
+          </w:p>
+        </w:tc>
+        <w:tc>
+          <w:tcPr>
+            <w:tcW w:w="0" w:type="auto"/>
+            <w:tcBorders>
+              <w:top w:val="nil"/>
+              <w:left w:val="nil"/>
+              <w:bottom w:val="single" w:sz="4" w:space="0" w:color="E5E5E5"/>
+              <w:right w:val="nil"/>
+            </w:tcBorders>
+            <w:tcMar>
+              <w:top w:w="150" w:type="dxa"/>
+              <w:left w:w="150" w:type="dxa"/>
+              <w:bottom w:w="150" w:type="dxa"/>
+              <w:right w:w="150" w:type="dxa"/>
+            </w:tcMar>
+            <w:vAlign w:val="center"/>
+            <w:hideMark/>
+          </w:tcPr>
+          <w:p>
+            <w:r>
+              <w:rPr>
+                <w:rFonts w:ascii="Segoe UI Emoji" w:hAnsi="Segoe UI Emoji" w:cs="Segoe UI Emoji"/>
+              </w:rPr>
+              <w:t>❌</w:t>
+            </w:r>
+            <w:r>
+              <w:t xml:space="preserve"> No (needs Dart/Node.js/Firebase)</w:t>
+            </w:r>
+          </w:p>
+        </w:tc>
+      </w:tr>
+      <w:tr>
+        <w:tc>
+          <w:tcPr>
+            <w:tcW w:w="0" w:type="auto"/>
+            <w:tcBorders>
+              <w:top w:val="nil"/>
+              <w:left w:val="nil"/>
+              <w:bottom w:val="single" w:sz="4" w:space="0" w:color="E5E5E5"/>
+              <w:right w:val="nil"/>
+            </w:tcBorders>
+            <w:tcMar>
+              <w:top w:w="150" w:type="dxa"/>
+              <w:left w:w="0" w:type="dxa"/>
+              <w:bottom w:w="150" w:type="dxa"/>
+              <w:right w:w="150" w:type="dxa"/>
+            </w:tcMar>
+            <w:vAlign w:val="center"/>
+            <w:hideMark/>
+          </w:tcPr>
+          <w:p>
+            <w:r>
+              <w:rPr>
+                <w:b/>
+                <w:bCs/>
+              </w:rPr>
+              <w:lastRenderedPageBreak/>
+              <w:t>Mobile Support</w:t>
+            </w:r>
+          </w:p>
+        </w:tc>
+        <w:tc>
+          <w:tcPr>
+            <w:tcW w:w="0" w:type="auto"/>
+            <w:tcBorders>
+              <w:top w:val="nil"/>
+              <w:left w:val="nil"/>
+              <w:bottom w:val="single" w:sz="4" w:space="0" w:color="E5E5E5"/>
+              <w:right w:val="nil"/>
+            </w:tcBorders>
+            <w:tcMar>
+              <w:top w:w="150" w:type="dxa"/>
+              <w:left w:w="150" w:type="dxa"/>
+              <w:bottom w:w="150" w:type="dxa"/>
+              <w:right w:w="150" w:type="dxa"/>
+            </w:tcMar>
+            <w:vAlign w:val="center"/>
+            <w:hideMark/>
+          </w:tcPr>
+          <w:p>
+            <w:r>
+              <w:rPr>
+                <w:rFonts w:ascii="Segoe UI Emoji" w:hAnsi="Segoe UI Emoji" w:cs="Segoe UI Emoji"/>
+              </w:rPr>
+              <w:t>❌</w:t>
+            </w:r>
+            <w:r>
+              <w:t xml:space="preserve"> No (web only)</w:t>
+            </w:r>
+          </w:p>
+        </w:tc>
+        <w:tc>
+          <w:tcPr>
+            <w:tcW w:w="0" w:type="auto"/>
+            <w:tcBorders>
+              <w:top w:val="nil"/>
+              <w:left w:val="nil"/>
+              <w:bottom w:val="single" w:sz="4" w:space="0" w:color="E5E5E5"/>
+              <w:right w:val="nil"/>
+            </w:tcBorders>
+            <w:tcMar>
+              <w:top w:w="150" w:type="dxa"/>
+              <w:left w:w="150" w:type="dxa"/>
+              <w:bottom w:w="150" w:type="dxa"/>
+              <w:right w:w="150" w:type="dxa"/>
+            </w:tcMar>
+            <w:vAlign w:val="center"/>
+            <w:hideMark/>
+          </w:tcPr>
+          <w:p>
+            <w:r>
+              <w:rPr>
+                <w:rFonts w:ascii="Segoe UI Emoji" w:hAnsi="Segoe UI Emoji" w:cs="Segoe UI Emoji"/>
+              </w:rPr>
+              <w:t>✅</w:t>
+            </w:r>
+            <w:r>
+              <w:t xml:space="preserve"> iOS/Android</w:t>
+            </w:r>
+          </w:p>
+        </w:tc>
+      </w:tr>
+      <w:tr>
+        <w:tc>
+          <w:tcPr>
+            <w:tcW w:w="0" w:type="auto"/>
+            <w:tcBorders>
+              <w:top w:val="nil"/>
+              <w:left w:val="nil"/>
+              <w:bottom w:val="single" w:sz="4" w:space="0" w:color="E5E5E5"/>
+              <w:right w:val="nil"/>
+            </w:tcBorders>
+            <w:tcMar>
+              <w:top w:w="150" w:type="dxa"/>
+              <w:left w:w="0" w:type="dxa"/>
+              <w:bottom w:w="150" w:type="dxa"/>
+              <w:right w:w="150" w:type="dxa"/>
+            </w:tcMar>
+            <w:vAlign w:val="center"/>
+            <w:hideMark/>
+          </w:tcPr>
+          <w:p>
+            <w:r>
+              <w:rPr>
+                <w:b/>
+                <w:bCs/>
+              </w:rPr>
+              <w:t>Learning Curve</w:t>
+            </w:r>
+          </w:p>
+        </w:tc>
+        <w:tc>
+          <w:tcPr>
+            <w:tcW w:w="0" w:type="auto"/>
+            <w:tcBorders>
+              <w:top w:val="nil"/>
+              <w:left w:val="nil"/>
+              <w:bottom w:val="single" w:sz="4" w:space="0" w:color="E5E5E5"/>
+              <w:right w:val="nil"/>
+            </w:tcBorders>
+            <w:tcMar>
+              <w:top w:w="150" w:type="dxa"/>
+              <w:left w:w="150" w:type="dxa"/>
+              <w:bottom w:w="150" w:type="dxa"/>
+              <w:right w:w="150" w:type="dxa"/>
+            </w:tcMar>
+            <w:vAlign w:val="center"/>
+            <w:hideMark/>
+          </w:tcPr>
+          <w:p>
+            <w:r>
+              <w:t>Easy (Python)</w:t>
+            </w:r>
+          </w:p>
+        </w:tc>
+        <w:tc>
+          <w:tcPr>
+            <w:tcW w:w="0" w:type="auto"/>
+            <w:tcBorders>
+              <w:top w:val="nil"/>
+              <w:left w:val="nil"/>
+              <w:bottom w:val="single" w:sz="4" w:space="0" w:color="E5E5E5"/>
+              <w:right w:val="nil"/>
+            </w:tcBorders>
+            <w:tcMar>
+              <w:top w:w="150" w:type="dxa"/>
+              <w:left w:w="150" w:type="dxa"/>
+              <w:bottom w:w="150" w:type="dxa"/>
+              <w:right w:w="150" w:type="dxa"/>
+            </w:tcMar>
+            <w:vAlign w:val="center"/>
+            <w:hideMark/>
+          </w:tcPr>
+          <w:p>
+            <w:r>
+              <w:t>Moderate (Dart + widgets)</w:t>
+            </w:r>
+          </w:p>
+        </w:tc>
+      </w:tr>
+    </w:tbl>
+    <w:p>
+      <w:r>
+        <w:pict w14:anchorId="108BDDC9">
+          <v:rect id="_x0000_i1076" style="width:0;height:.75pt" o:hralign="center" o:hrstd="t" o:hrnoshade="t" o:hr="t" fillcolor="#404040" stroked="f"/>
+        </w:pict>
+      </w:r>
+    </w:p>
+    <w:p>
+      <w:r>
+        <w:rPr>
+          <w:b/>
+          <w:bCs/>
+        </w:rPr>
+        <w:t>When to Use Which?</w:t>
+      </w:r>
+    </w:p>
+    <w:p>
+      <w:pPr>
+        <w:numPr>
+          <w:ilvl w:val="0"/>
+          <w:numId w:val="11"/>
+        </w:numPr>
+      </w:pPr>
+      <w:r>
+        <w:rPr>
+          <w:b/>
+          <w:bCs/>
+        </w:rPr>
+        <w:t>Choose Flask if you need:</w:t>
+      </w:r>
+    </w:p>
+    <w:p>
+      <w:pPr>
+        <w:numPr>
+          <w:ilvl w:val="1"/>
+          <w:numId w:val="11"/>
+        </w:numPr>
+      </w:pPr>
+      <w:r>
+        <w:t>A lightweight backend (APIs, blogs, dashboards).</w:t>
+      </w:r>
+    </w:p>
+    <w:p>
+      <w:pPr>
+        <w:numPr>
+          <w:ilvl w:val="1"/>
+          <w:numId w:val="11"/>
+        </w:numPr>
+      </w:pPr>
+      <w:r>
+        <w:t>Python’s simplicity (e.g., for AI/ML integrations).</w:t>
+      </w:r>
+    </w:p>
+    <w:p>
+      <w:pPr>
+        <w:numPr>
+          <w:ilvl w:val="0"/>
+          <w:numId w:val="11"/>
+        </w:numPr>
+      </w:pPr>
+      <w:r>
+        <w:rPr>
+          <w:b/>
+          <w:bCs/>
+        </w:rPr>
+        <w:t>Choose Flutter if you need:</w:t>
+      </w:r>
+    </w:p>
+    <w:p>
+      <w:pPr>
+        <w:numPr>
+          <w:ilvl w:val="1"/>
+          <w:numId w:val="11"/>
+        </w:numPr>
+      </w:pPr>
+      <w:r>
+        <w:t>A mobile app (iOS/Android) with </w:t>
+      </w:r>
+      <w:r>
+        <w:rPr>
+          <w:b/>
+          <w:bCs/>
+        </w:rPr>
+        <w:t>one codebase</w:t>
+      </w:r>
+      <w:r>
+        <w:t>.</w:t>
+      </w:r>
+    </w:p>
+    <w:p>
+      <w:pPr>
+        <w:numPr>
+          <w:ilvl w:val="1"/>
+          <w:numId w:val="11"/>
+        </w:numPr>
+      </w:pPr>
+      <w:r>
+        <w:t>High-performance UI (e.g., animations, games).</w:t>
+      </w:r>
+    </w:p>
+    <w:p>
+      <w:r>
+        <w:pict w14:anchorId="60C821CA">
+          <v:rect id="_x0000_i1077" style="width:0;height:.75pt" o:hralign="center" o:hrstd="t" o:hrnoshade="t" o:hr="t" fillcolor="#404040" stroked="f"/>
+        </w:pict>
+      </w:r>
+    </w:p>
+    <w:p>
+      <w:r>
+        <w:rPr>
+          <w:b/>
+          <w:bCs/>
+        </w:rPr>
+        <w:t>Dependency Comparison</w:t>
+      </w:r>
+    </w:p>
+    <w:tbl>
+      <w:tblPr>
+        <w:tblW w:w="0" w:type="auto"/>
+        <w:tblCellMar>
+          <w:top w:w="15" w:type="dxa"/>
+          <w:left w:w="15" w:type="dxa"/>
+          <w:bottom w:w="15" w:type="dxa"/>
+          <w:right w:w="15" w:type="dxa"/>
+        </w:tblCellMar>
+        <w:tblLook w:val="04A0" w:firstRow="1" w:lastRow="0" w:firstColumn="1" w:lastColumn="0" w:noHBand="0" w:noVBand="1"/>
+      </w:tblPr>
+      <w:tblGrid>
+        <w:gridCol w:w="979"/>
+        <w:gridCol w:w="1923"/>
+        <w:gridCol w:w="2446"/>
+      </w:tblGrid>
+      <w:tr>
+        <w:trPr>
+          <w:tblHeader/>
+        </w:trPr>
+        <w:tc>
+          <w:tcPr>
+            <w:tcW w:w="0" w:type="auto"/>
+            <w:tcBorders>
+              <w:top w:val="nil"/>
+              <w:left w:val="nil"/>
+              <w:bottom w:val="single" w:sz="4" w:space="0" w:color="BBBBBB"/>
+              <w:right w:val="nil"/>
+            </w:tcBorders>
+            <w:tcMar>
+              <w:top w:w="150" w:type="dxa"/>
+              <w:left w:w="0" w:type="dxa"/>
+              <w:bottom w:w="150" w:type="dxa"/>
+              <w:right w:w="150" w:type="dxa"/>
+            </w:tcMar>
+            <w:vAlign w:val="center"/>
+            <w:hideMark/>
+          </w:tcPr>
+          <w:p>
+            <w:pPr>
+              <w:rPr>
+                <w:b/>
+                <w:bCs/>
+              </w:rPr>
+            </w:pPr>
+            <w:r>
+              <w:rPr>
+                <w:b/>
+                <w:bCs/>
+              </w:rPr>
+              <w:t>Tool</w:t>
+            </w:r>
+          </w:p>
+        </w:tc>
+        <w:tc>
+          <w:tcPr>
+            <w:tcW w:w="0" w:type="auto"/>
+            <w:tcBorders>
+              <w:top w:val="nil"/>
+              <w:left w:val="nil"/>
+              <w:bottom w:val="single" w:sz="4" w:space="0" w:color="BBBBBB"/>
+              <w:right w:val="nil"/>
+            </w:tcBorders>
+            <w:tcMar>
+              <w:top w:w="150" w:type="dxa"/>
+              <w:left w:w="150" w:type="dxa"/>
+              <w:bottom w:w="150" w:type="dxa"/>
+              <w:right w:w="150" w:type="dxa"/>
+            </w:tcMar>
+            <w:vAlign w:val="center"/>
+            <w:hideMark/>
+          </w:tcPr>
+          <w:p>
+            <w:pPr>
+              <w:rPr>
+                <w:b/>
+                <w:bCs/>
+              </w:rPr>
+            </w:pPr>
+            <w:r>
+              <w:rPr>
+                <w:b/>
+                <w:bCs/>
+              </w:rPr>
+              <w:t>Flask</w:t>
+            </w:r>
+          </w:p>
+        </w:tc>
+        <w:tc>
+          <w:tcPr>
+            <w:tcW w:w="0" w:type="auto"/>
+            <w:tcBorders>
+              <w:top w:val="nil"/>
+              <w:left w:val="nil"/>
+              <w:bottom w:val="single" w:sz="4" w:space="0" w:color="BBBBBB"/>
+              <w:right w:val="nil"/>
+            </w:tcBorders>
+            <w:tcMar>
+              <w:top w:w="150" w:type="dxa"/>
+              <w:left w:w="150" w:type="dxa"/>
+              <w:bottom w:w="150" w:type="dxa"/>
+              <w:right w:w="150" w:type="dxa"/>
+            </w:tcMar>
+            <w:vAlign w:val="center"/>
+            <w:hideMark/>
+          </w:tcPr>
+          <w:p>
+            <w:pPr>
+              <w:rPr>
+                <w:b/>
+                <w:bCs/>
+              </w:rPr>
+            </w:pPr>
+            <w:r>
+              <w:rPr>
+                <w:b/>
+                <w:bCs/>
+              </w:rPr>
+              <w:t>Flutter</w:t>
+            </w:r>
+          </w:p>
+        </w:tc>
+      </w:tr>
+      <w:tr>
+        <w:tc>
+          <w:tcPr>
+            <w:tcW w:w="0" w:type="auto"/>
+            <w:tcBorders>
+              <w:top w:val="nil"/>
+              <w:left w:val="nil"/>
+              <w:bottom w:val="single" w:sz="4" w:space="0" w:color="E5E5E5"/>
+              <w:right w:val="nil"/>
+            </w:tcBorders>
+            <w:tcMar>
+              <w:top w:w="150" w:type="dxa"/>
+              <w:left w:w="0" w:type="dxa"/>
+              <w:bottom w:w="150" w:type="dxa"/>
+              <w:right w:w="150" w:type="dxa"/>
+            </w:tcMar>
+            <w:vAlign w:val="center"/>
+            <w:hideMark/>
+          </w:tcPr>
+          <w:p>
+            <w:r>
+              <w:rPr>
+                <w:b/>
+                <w:bCs/>
+              </w:rPr>
+              <w:t>Core</w:t>
+            </w:r>
+          </w:p>
+        </w:tc>
+        <w:tc>
+          <w:tcPr>
+            <w:tcW w:w="0" w:type="auto"/>
+            <w:tcBorders>
+              <w:top w:val="nil"/>
+              <w:left w:val="nil"/>
+              <w:bottom w:val="single" w:sz="4" w:space="0" w:color="E5E5E5"/>
+              <w:right w:val="nil"/>
+            </w:tcBorders>
+            <w:tcMar>
+              <w:top w:w="150" w:type="dxa"/>
+              <w:left w:w="150" w:type="dxa"/>
+              <w:bottom w:w="150" w:type="dxa"/>
+              <w:right w:w="150" w:type="dxa"/>
+            </w:tcMar>
+            <w:vAlign w:val="center"/>
+            <w:hideMark/>
+          </w:tcPr>
+          <w:p>
+            <w:r>
+              <w:t>pip install flask</w:t>
+            </w:r>
+          </w:p>
+        </w:tc>
+        <w:tc>
+          <w:tcPr>
+            <w:tcW w:w="0" w:type="auto"/>
+            <w:tcBorders>
+              <w:top w:val="nil"/>
+              <w:left w:val="nil"/>
+              <w:bottom w:val="single" w:sz="4" w:space="0" w:color="E5E5E5"/>
+              <w:right w:val="nil"/>
+            </w:tcBorders>
+            <w:tcMar>
+              <w:top w:w="150" w:type="dxa"/>
+              <w:left w:w="150" w:type="dxa"/>
+              <w:bottom w:w="150" w:type="dxa"/>
+              <w:right w:w="150" w:type="dxa"/>
+            </w:tcMar>
+            <w:vAlign w:val="center"/>
+            <w:hideMark/>
+          </w:tcPr>
+          <w:p>
+            <w:r>
+              <w:t>Download </w:t>
+            </w:r>
+            <w:r>
+              <w:rPr>
+                <w:b/>
+                <w:bCs/>
+              </w:rPr>
+              <w:t>Flutter SDK</w:t>
+            </w:r>
+          </w:p>
+        </w:tc>
+      </w:tr>
+      <w:tr>
+        <w:tc>
+          <w:tcPr>
+            <w:tcW w:w="0" w:type="auto"/>
+            <w:tcBorders>
+              <w:top w:val="nil"/>
+              <w:left w:val="nil"/>
+              <w:bottom w:val="single" w:sz="4" w:space="0" w:color="E5E5E5"/>
+              <w:right w:val="nil"/>
+            </w:tcBorders>
+            <w:tcMar>
+              <w:top w:w="150" w:type="dxa"/>
+              <w:left w:w="0" w:type="dxa"/>
+              <w:bottom w:w="150" w:type="dxa"/>
+              <w:right w:w="150" w:type="dxa"/>
+            </w:tcMar>
+            <w:vAlign w:val="center"/>
+            <w:hideMark/>
+          </w:tcPr>
+          <w:p>
+            <w:r>
+              <w:rPr>
+                <w:b/>
+                <w:bCs/>
+              </w:rPr>
+              <w:t>IDE</w:t>
+            </w:r>
+          </w:p>
+        </w:tc>
+        <w:tc>
+          <w:tcPr>
+            <w:tcW w:w="0" w:type="auto"/>
+            <w:tcBorders>
+              <w:top w:val="nil"/>
+              <w:left w:val="nil"/>
+              <w:bottom w:val="single" w:sz="4" w:space="0" w:color="E5E5E5"/>
+              <w:right w:val="nil"/>
+            </w:tcBorders>
+            <w:tcMar>
+              <w:top w:w="150" w:type="dxa"/>
+              <w:left w:w="150" w:type="dxa"/>
+              <w:bottom w:w="150" w:type="dxa"/>
+              <w:right w:w="150" w:type="dxa"/>
+            </w:tcMar>
+            <w:vAlign w:val="center"/>
+            <w:hideMark/>
+          </w:tcPr>
+          <w:p>
+            <w:r>
+              <w:t>VS Code/PyCharm</w:t>
+            </w:r>
+          </w:p>
+        </w:tc>
+        <w:tc>
+          <w:tcPr>
+            <w:tcW w:w="0" w:type="auto"/>
+            <w:tcBorders>
+              <w:top w:val="nil"/>
+              <w:left w:val="nil"/>
+              <w:bottom w:val="single" w:sz="4" w:space="0" w:color="E5E5E5"/>
+              <w:right w:val="nil"/>
+            </w:tcBorders>
+            <w:tcMar>
+              <w:top w:w="150" w:type="dxa"/>
+              <w:left w:w="150" w:type="dxa"/>
+              <w:bottom w:w="150" w:type="dxa"/>
+              <w:right w:w="150" w:type="dxa"/>
+            </w:tcMar>
+            <w:vAlign w:val="center"/>
+            <w:hideMark/>
+          </w:tcPr>
+          <w:p>
+            <w:r>
+              <w:t>VS Code/Android Studio</w:t>
+            </w:r>
+          </w:p>
+        </w:tc>
+      </w:tr>
+      <w:tr>
+        <w:tc>
+          <w:tcPr>
+            <w:tcW w:w="0" w:type="auto"/>
+            <w:tcBorders>
+              <w:top w:val="nil"/>
+              <w:left w:val="nil"/>
+              <w:bottom w:val="single" w:sz="4" w:space="0" w:color="E5E5E5"/>
+              <w:right w:val="nil"/>
+            </w:tcBorders>
+            <w:tcMar>
+              <w:top w:w="150" w:type="dxa"/>
+              <w:left w:w="0" w:type="dxa"/>
+              <w:bottom w:w="150" w:type="dxa"/>
+              <w:right w:w="150" w:type="dxa"/>
+            </w:tcMar>
+            <w:vAlign w:val="center"/>
+            <w:hideMark/>
+          </w:tcPr>
+          <w:p>
+            <w:r>
+              <w:rPr>
+                <w:b/>
+                <w:bCs/>
+              </w:rPr>
+              <w:t>Compiler</w:t>
+            </w:r>
+          </w:p>
+        </w:tc>
+        <w:tc>
+          <w:tcPr>
+            <w:tcW w:w="0" w:type="auto"/>
+            <w:tcBorders>
+              <w:top w:val="nil"/>
+              <w:left w:val="nil"/>
+              <w:bottom w:val="single" w:sz="4" w:space="0" w:color="E5E5E5"/>
+              <w:right w:val="nil"/>
+            </w:tcBorders>
+            <w:tcMar>
+              <w:top w:w="150" w:type="dxa"/>
+              <w:left w:w="150" w:type="dxa"/>
+              <w:bottom w:w="150" w:type="dxa"/>
+              <w:right w:w="150" w:type="dxa"/>
+            </w:tcMar>
+            <w:vAlign w:val="center"/>
+            <w:hideMark/>
+          </w:tcPr>
+          <w:p>
+            <w:r>
+              <w:t>Python VM</w:t>
+            </w:r>
+          </w:p>
+        </w:tc>
+        <w:tc>
+          <w:tcPr>
+            <w:tcW w:w="0" w:type="auto"/>
+            <w:tcBorders>
+              <w:top w:val="nil"/>
+              <w:left w:val="nil"/>
+              <w:bottom w:val="single" w:sz="4" w:space="0" w:color="E5E5E5"/>
+              <w:right w:val="nil"/>
+            </w:tcBorders>
+            <w:tcMar>
+              <w:top w:w="150" w:type="dxa"/>
+              <w:left w:w="150" w:type="dxa"/>
+              <w:bottom w:w="150" w:type="dxa"/>
+              <w:right w:w="150" w:type="dxa"/>
+            </w:tcMar>
+            <w:vAlign w:val="center"/>
+            <w:hideMark/>
+          </w:tcPr>
+          <w:p>
+            <w:r>
+              <w:t>Dart AOT/JIT</w:t>
+            </w:r>
+          </w:p>
+        </w:tc>
+      </w:tr>
+    </w:tbl>
+    <w:p>
+      <w:r>
+        <w:pict w14:anchorId="78C51DF1">
+          <v:rect id="_x0000_i1078" style="width:0;height:.75pt" o:hralign="center" o:hrstd="t" o:hrnoshade="t" o:hr="t" fillcolor="#404040" stroked="f"/>
+        </w:pict>
+      </w:r>
+    </w:p>
+    <w:p>
+      <w:r>
+        <w:rPr>
+          <w:b/>
+          <w:bCs/>
+        </w:rPr>
+        <w:t>Summary</w:t>
+      </w:r>
+    </w:p>
+    <w:p>
+      <w:pPr>
+        <w:numPr>
+          <w:ilvl w:val="0"/>
+          <w:numId w:val="12"/>
+        </w:numPr>
+      </w:pPr>
+      <w:r>
+        <w:rPr>
+          <w:b/>
+          <w:bCs/>
+        </w:rPr>
+        <w:t>Flask</w:t>
+      </w:r>
+      <w:r>
+        <w:t> = Simple backend framework (no SDK, just Python).</w:t>
+      </w:r>
+    </w:p>
+    <w:p>
+      <w:pPr>
+        <w:numPr>
+          <w:ilvl w:val="0"/>
+          <w:numId w:val="12"/>
+        </w:numPr>
+      </w:pPr>
+      <w:r>
+        <w:rPr>
+          <w:b/>
+          <w:bCs/>
+        </w:rPr>
+        <w:t>Flutter</w:t>
+      </w:r>
+      <w:r>
+        <w:t> = Full-featured </w:t>
+      </w:r>
+      <w:r>
+        <w:rPr>
+          <w:b/>
+          <w:bCs/>
+        </w:rPr>
+        <w:t>SDK</w:t>
+      </w:r>
+      <w:r>
+        <w:t> for cross-platform apps (needs Dart + tools).</w:t>
+      </w:r>
+    </w:p>
+    <w:p>
+      <w:r>
+        <w:t>Need a </w:t>
+      </w:r>
+      <w:r>
+        <w:rPr>
+          <w:b/>
+          <w:bCs/>
+        </w:rPr>
+        <w:t>Flutter setup guide</w:t>
+      </w:r>
+      <w:r>
+        <w:t> or </w:t>
+      </w:r>
+      <w:r>
+        <w:rPr>
+          <w:b/>
+          <w:bCs/>
+        </w:rPr>
+        <w:t>Flask deployment tips</w:t>
+      </w:r>
+      <w:r>
+        <w:t xml:space="preserve">? Ask away! </w:t>
+      </w:r>
+      <w:r>
+        <w:rPr>
+          <w:rFonts w:ascii="Segoe UI Emoji" w:hAnsi="Segoe UI Emoji" w:cs="Segoe UI Emoji"/>
+        </w:rPr>
+        <w:t>🚀</w:t>
+      </w:r>
+    </w:p>
+    <w:p/>
+    <w:p>
+      <w:r>
+        <w:t>+++++++++++++++++++++++++++++++++++++++++++++++++++++++++++++++++++++++++++++</w:t>
+      </w:r>
+    </w:p>
+    <w:p/>
     <w:p/>
     <w:sectPr>
       <w:pgSz w:w="11906" w:h="16838"/>
@@ -3542,6 +5861,304 @@
     </w:lvl>
   </w:abstractNum>
   <w:abstractNum w:abstractNumId="3" w15:restartNumberingAfterBreak="0">
+    <w:nsid w:val="2FD000DC"/>
+    <w:multiLevelType w:val="multilevel"/>
+    <w:tmpl w:val="30164CFA"/>
+    <w:lvl w:ilvl="0">
+      <w:start w:val="1"/>
+      <w:numFmt w:val="bullet"/>
+      <w:lvlText w:val=""/>
+      <w:lvlJc w:val="left"/>
+      <w:pPr>
+        <w:tabs>
+          <w:tab w:val="num" w:pos="720"/>
+        </w:tabs>
+        <w:ind w:left="720" w:hanging="360"/>
+      </w:pPr>
+      <w:rPr>
+        <w:rFonts w:ascii="Symbol" w:hAnsi="Symbol" w:hint="default"/>
+        <w:sz w:val="20"/>
+      </w:rPr>
+    </w:lvl>
+    <w:lvl w:ilvl="1">
+      <w:start w:val="1"/>
+      <w:numFmt w:val="bullet"/>
+      <w:lvlText w:val="o"/>
+      <w:lvlJc w:val="left"/>
+      <w:pPr>
+        <w:tabs>
+          <w:tab w:val="num" w:pos="1440"/>
+        </w:tabs>
+        <w:ind w:left="1440" w:hanging="360"/>
+      </w:pPr>
+      <w:rPr>
+        <w:rFonts w:ascii="Courier New" w:hAnsi="Courier New" w:hint="default"/>
+        <w:sz w:val="20"/>
+      </w:rPr>
+    </w:lvl>
+    <w:lvl w:ilvl="2" w:tentative="1">
+      <w:start w:val="1"/>
+      <w:numFmt w:val="bullet"/>
+      <w:lvlText w:val=""/>
+      <w:lvlJc w:val="left"/>
+      <w:pPr>
+        <w:tabs>
+          <w:tab w:val="num" w:pos="2160"/>
+        </w:tabs>
+        <w:ind w:left="2160" w:hanging="360"/>
+      </w:pPr>
+      <w:rPr>
+        <w:rFonts w:ascii="Wingdings" w:hAnsi="Wingdings" w:hint="default"/>
+        <w:sz w:val="20"/>
+      </w:rPr>
+    </w:lvl>
+    <w:lvl w:ilvl="3" w:tentative="1">
+      <w:start w:val="1"/>
+      <w:numFmt w:val="bullet"/>
+      <w:lvlText w:val=""/>
+      <w:lvlJc w:val="left"/>
+      <w:pPr>
+        <w:tabs>
+          <w:tab w:val="num" w:pos="2880"/>
+        </w:tabs>
+        <w:ind w:left="2880" w:hanging="360"/>
+      </w:pPr>
+      <w:rPr>
+        <w:rFonts w:ascii="Wingdings" w:hAnsi="Wingdings" w:hint="default"/>
+        <w:sz w:val="20"/>
+      </w:rPr>
+    </w:lvl>
+    <w:lvl w:ilvl="4" w:tentative="1">
+      <w:start w:val="1"/>
+      <w:numFmt w:val="bullet"/>
+      <w:lvlText w:val=""/>
+      <w:lvlJc w:val="left"/>
+      <w:pPr>
+        <w:tabs>
+          <w:tab w:val="num" w:pos="3600"/>
+        </w:tabs>
+        <w:ind w:left="3600" w:hanging="360"/>
+      </w:pPr>
+      <w:rPr>
+        <w:rFonts w:ascii="Wingdings" w:hAnsi="Wingdings" w:hint="default"/>
+        <w:sz w:val="20"/>
+      </w:rPr>
+    </w:lvl>
+    <w:lvl w:ilvl="5" w:tentative="1">
+      <w:start w:val="1"/>
+      <w:numFmt w:val="bullet"/>
+      <w:lvlText w:val=""/>
+      <w:lvlJc w:val="left"/>
+      <w:pPr>
+        <w:tabs>
+          <w:tab w:val="num" w:pos="4320"/>
+        </w:tabs>
+        <w:ind w:left="4320" w:hanging="360"/>
+      </w:pPr>
+      <w:rPr>
+        <w:rFonts w:ascii="Wingdings" w:hAnsi="Wingdings" w:hint="default"/>
+        <w:sz w:val="20"/>
+      </w:rPr>
+    </w:lvl>
+    <w:lvl w:ilvl="6" w:tentative="1">
+      <w:start w:val="1"/>
+      <w:numFmt w:val="bullet"/>
+      <w:lvlText w:val=""/>
+      <w:lvlJc w:val="left"/>
+      <w:pPr>
+        <w:tabs>
+          <w:tab w:val="num" w:pos="5040"/>
+        </w:tabs>
+        <w:ind w:left="5040" w:hanging="360"/>
+      </w:pPr>
+      <w:rPr>
+        <w:rFonts w:ascii="Wingdings" w:hAnsi="Wingdings" w:hint="default"/>
+        <w:sz w:val="20"/>
+      </w:rPr>
+    </w:lvl>
+    <w:lvl w:ilvl="7" w:tentative="1">
+      <w:start w:val="1"/>
+      <w:numFmt w:val="bullet"/>
+      <w:lvlText w:val=""/>
+      <w:lvlJc w:val="left"/>
+      <w:pPr>
+        <w:tabs>
+          <w:tab w:val="num" w:pos="5760"/>
+        </w:tabs>
+        <w:ind w:left="5760" w:hanging="360"/>
+      </w:pPr>
+      <w:rPr>
+        <w:rFonts w:ascii="Wingdings" w:hAnsi="Wingdings" w:hint="default"/>
+        <w:sz w:val="20"/>
+      </w:rPr>
+    </w:lvl>
+    <w:lvl w:ilvl="8" w:tentative="1">
+      <w:start w:val="1"/>
+      <w:numFmt w:val="bullet"/>
+      <w:lvlText w:val=""/>
+      <w:lvlJc w:val="left"/>
+      <w:pPr>
+        <w:tabs>
+          <w:tab w:val="num" w:pos="6480"/>
+        </w:tabs>
+        <w:ind w:left="6480" w:hanging="360"/>
+      </w:pPr>
+      <w:rPr>
+        <w:rFonts w:ascii="Wingdings" w:hAnsi="Wingdings" w:hint="default"/>
+        <w:sz w:val="20"/>
+      </w:rPr>
+    </w:lvl>
+  </w:abstractNum>
+  <w:abstractNum w:abstractNumId="4" w15:restartNumberingAfterBreak="0">
+    <w:nsid w:val="34E73045"/>
+    <w:multiLevelType w:val="multilevel"/>
+    <w:tmpl w:val="0590DE90"/>
+    <w:lvl w:ilvl="0">
+      <w:start w:val="1"/>
+      <w:numFmt w:val="bullet"/>
+      <w:lvlText w:val=""/>
+      <w:lvlJc w:val="left"/>
+      <w:pPr>
+        <w:tabs>
+          <w:tab w:val="num" w:pos="720"/>
+        </w:tabs>
+        <w:ind w:left="720" w:hanging="360"/>
+      </w:pPr>
+      <w:rPr>
+        <w:rFonts w:ascii="Symbol" w:hAnsi="Symbol" w:hint="default"/>
+        <w:sz w:val="20"/>
+      </w:rPr>
+    </w:lvl>
+    <w:lvl w:ilvl="1" w:tentative="1">
+      <w:start w:val="1"/>
+      <w:numFmt w:val="bullet"/>
+      <w:lvlText w:val="o"/>
+      <w:lvlJc w:val="left"/>
+      <w:pPr>
+        <w:tabs>
+          <w:tab w:val="num" w:pos="1440"/>
+        </w:tabs>
+        <w:ind w:left="1440" w:hanging="360"/>
+      </w:pPr>
+      <w:rPr>
+        <w:rFonts w:ascii="Courier New" w:hAnsi="Courier New" w:hint="default"/>
+        <w:sz w:val="20"/>
+      </w:rPr>
+    </w:lvl>
+    <w:lvl w:ilvl="2" w:tentative="1">
+      <w:start w:val="1"/>
+      <w:numFmt w:val="bullet"/>
+      <w:lvlText w:val=""/>
+      <w:lvlJc w:val="left"/>
+      <w:pPr>
+        <w:tabs>
+          <w:tab w:val="num" w:pos="2160"/>
+        </w:tabs>
+        <w:ind w:left="2160" w:hanging="360"/>
+      </w:pPr>
+      <w:rPr>
+        <w:rFonts w:ascii="Wingdings" w:hAnsi="Wingdings" w:hint="default"/>
+        <w:sz w:val="20"/>
+      </w:rPr>
+    </w:lvl>
+    <w:lvl w:ilvl="3" w:tentative="1">
+      <w:start w:val="1"/>
+      <w:numFmt w:val="bullet"/>
+      <w:lvlText w:val=""/>
+      <w:lvlJc w:val="left"/>
+      <w:pPr>
+        <w:tabs>
+          <w:tab w:val="num" w:pos="2880"/>
+        </w:tabs>
+        <w:ind w:left="2880" w:hanging="360"/>
+      </w:pPr>
+      <w:rPr>
+        <w:rFonts w:ascii="Wingdings" w:hAnsi="Wingdings" w:hint="default"/>
+        <w:sz w:val="20"/>
+      </w:rPr>
+    </w:lvl>
+    <w:lvl w:ilvl="4" w:tentative="1">
+      <w:start w:val="1"/>
+      <w:numFmt w:val="bullet"/>
+      <w:lvlText w:val=""/>
+      <w:lvlJc w:val="left"/>
+      <w:pPr>
+        <w:tabs>
+          <w:tab w:val="num" w:pos="3600"/>
+        </w:tabs>
+        <w:ind w:left="3600" w:hanging="360"/>
+      </w:pPr>
+      <w:rPr>
+        <w:rFonts w:ascii="Wingdings" w:hAnsi="Wingdings" w:hint="default"/>
+        <w:sz w:val="20"/>
+      </w:rPr>
+    </w:lvl>
+    <w:lvl w:ilvl="5" w:tentative="1">
+      <w:start w:val="1"/>
+      <w:numFmt w:val="bullet"/>
+      <w:lvlText w:val=""/>
+      <w:lvlJc w:val="left"/>
+      <w:pPr>
+        <w:tabs>
+          <w:tab w:val="num" w:pos="4320"/>
+        </w:tabs>
+        <w:ind w:left="4320" w:hanging="360"/>
+      </w:pPr>
+      <w:rPr>
+        <w:rFonts w:ascii="Wingdings" w:hAnsi="Wingdings" w:hint="default"/>
+        <w:sz w:val="20"/>
+      </w:rPr>
+    </w:lvl>
+    <w:lvl w:ilvl="6" w:tentative="1">
+      <w:start w:val="1"/>
+      <w:numFmt w:val="bullet"/>
+      <w:lvlText w:val=""/>
+      <w:lvlJc w:val="left"/>
+      <w:pPr>
+        <w:tabs>
+          <w:tab w:val="num" w:pos="5040"/>
+        </w:tabs>
+        <w:ind w:left="5040" w:hanging="360"/>
+      </w:pPr>
+      <w:rPr>
+        <w:rFonts w:ascii="Wingdings" w:hAnsi="Wingdings" w:hint="default"/>
+        <w:sz w:val="20"/>
+      </w:rPr>
+    </w:lvl>
+    <w:lvl w:ilvl="7" w:tentative="1">
+      <w:start w:val="1"/>
+      <w:numFmt w:val="bullet"/>
+      <w:lvlText w:val=""/>
+      <w:lvlJc w:val="left"/>
+      <w:pPr>
+        <w:tabs>
+          <w:tab w:val="num" w:pos="5760"/>
+        </w:tabs>
+        <w:ind w:left="5760" w:hanging="360"/>
+      </w:pPr>
+      <w:rPr>
+        <w:rFonts w:ascii="Wingdings" w:hAnsi="Wingdings" w:hint="default"/>
+        <w:sz w:val="20"/>
+      </w:rPr>
+    </w:lvl>
+    <w:lvl w:ilvl="8" w:tentative="1">
+      <w:start w:val="1"/>
+      <w:numFmt w:val="bullet"/>
+      <w:lvlText w:val=""/>
+      <w:lvlJc w:val="left"/>
+      <w:pPr>
+        <w:tabs>
+          <w:tab w:val="num" w:pos="6480"/>
+        </w:tabs>
+        <w:ind w:left="6480" w:hanging="360"/>
+      </w:pPr>
+      <w:rPr>
+        <w:rFonts w:ascii="Wingdings" w:hAnsi="Wingdings" w:hint="default"/>
+        <w:sz w:val="20"/>
+      </w:rPr>
+    </w:lvl>
+  </w:abstractNum>
+  <w:abstractNum w:abstractNumId="5" w15:restartNumberingAfterBreak="0">
     <w:nsid w:val="392461DE"/>
     <w:multiLevelType w:val="multilevel"/>
     <w:tmpl w:val="B246AF90"/>
@@ -3690,7 +6307,156 @@
       </w:rPr>
     </w:lvl>
   </w:abstractNum>
-  <w:abstractNum w:abstractNumId="4" w15:restartNumberingAfterBreak="0">
+  <w:abstractNum w:abstractNumId="6" w15:restartNumberingAfterBreak="0">
+    <w:nsid w:val="59281334"/>
+    <w:multiLevelType w:val="multilevel"/>
+    <w:tmpl w:val="ED6CE054"/>
+    <w:lvl w:ilvl="0">
+      <w:start w:val="1"/>
+      <w:numFmt w:val="bullet"/>
+      <w:lvlText w:val=""/>
+      <w:lvlJc w:val="left"/>
+      <w:pPr>
+        <w:tabs>
+          <w:tab w:val="num" w:pos="720"/>
+        </w:tabs>
+        <w:ind w:left="720" w:hanging="360"/>
+      </w:pPr>
+      <w:rPr>
+        <w:rFonts w:ascii="Symbol" w:hAnsi="Symbol" w:hint="default"/>
+        <w:sz w:val="20"/>
+      </w:rPr>
+    </w:lvl>
+    <w:lvl w:ilvl="1">
+      <w:start w:val="1"/>
+      <w:numFmt w:val="bullet"/>
+      <w:lvlText w:val="o"/>
+      <w:lvlJc w:val="left"/>
+      <w:pPr>
+        <w:tabs>
+          <w:tab w:val="num" w:pos="1440"/>
+        </w:tabs>
+        <w:ind w:left="1440" w:hanging="360"/>
+      </w:pPr>
+      <w:rPr>
+        <w:rFonts w:ascii="Courier New" w:hAnsi="Courier New" w:hint="default"/>
+        <w:sz w:val="20"/>
+      </w:rPr>
+    </w:lvl>
+    <w:lvl w:ilvl="2" w:tentative="1">
+      <w:start w:val="1"/>
+      <w:numFmt w:val="bullet"/>
+      <w:lvlText w:val=""/>
+      <w:lvlJc w:val="left"/>
+      <w:pPr>
+        <w:tabs>
+          <w:tab w:val="num" w:pos="2160"/>
+        </w:tabs>
+        <w:ind w:left="2160" w:hanging="360"/>
+      </w:pPr>
+      <w:rPr>
+        <w:rFonts w:ascii="Wingdings" w:hAnsi="Wingdings" w:hint="default"/>
+        <w:sz w:val="20"/>
+      </w:rPr>
+    </w:lvl>
+    <w:lvl w:ilvl="3" w:tentative="1">
+      <w:start w:val="1"/>
+      <w:numFmt w:val="bullet"/>
+      <w:lvlText w:val=""/>
+      <w:lvlJc w:val="left"/>
+      <w:pPr>
+        <w:tabs>
+          <w:tab w:val="num" w:pos="2880"/>
+        </w:tabs>
+        <w:ind w:left="2880" w:hanging="360"/>
+      </w:pPr>
+      <w:rPr>
+        <w:rFonts w:ascii="Wingdings" w:hAnsi="Wingdings" w:hint="default"/>
+        <w:sz w:val="20"/>
+      </w:rPr>
+    </w:lvl>
+    <w:lvl w:ilvl="4" w:tentative="1">
+      <w:start w:val="1"/>
+      <w:numFmt w:val="bullet"/>
+      <w:lvlText w:val=""/>
+      <w:lvlJc w:val="left"/>
+      <w:pPr>
+        <w:tabs>
+          <w:tab w:val="num" w:pos="3600"/>
+        </w:tabs>
+        <w:ind w:left="3600" w:hanging="360"/>
+      </w:pPr>
+      <w:rPr>
+        <w:rFonts w:ascii="Wingdings" w:hAnsi="Wingdings" w:hint="default"/>
+        <w:sz w:val="20"/>
+      </w:rPr>
+    </w:lvl>
+    <w:lvl w:ilvl="5" w:tentative="1">
+      <w:start w:val="1"/>
+      <w:numFmt w:val="bullet"/>
+      <w:lvlText w:val=""/>
+      <w:lvlJc w:val="left"/>
+      <w:pPr>
+        <w:tabs>
+          <w:tab w:val="num" w:pos="4320"/>
+        </w:tabs>
+        <w:ind w:left="4320" w:hanging="360"/>
+      </w:pPr>
+      <w:rPr>
+        <w:rFonts w:ascii="Wingdings" w:hAnsi="Wingdings" w:hint="default"/>
+        <w:sz w:val="20"/>
+      </w:rPr>
+    </w:lvl>
+    <w:lvl w:ilvl="6" w:tentative="1">
+      <w:start w:val="1"/>
+      <w:numFmt w:val="bullet"/>
+      <w:lvlText w:val=""/>
+      <w:lvlJc w:val="left"/>
+      <w:pPr>
+        <w:tabs>
+          <w:tab w:val="num" w:pos="5040"/>
+        </w:tabs>
+        <w:ind w:left="5040" w:hanging="360"/>
+      </w:pPr>
+      <w:rPr>
+        <w:rFonts w:ascii="Wingdings" w:hAnsi="Wingdings" w:hint="default"/>
+        <w:sz w:val="20"/>
+      </w:rPr>
+    </w:lvl>
+    <w:lvl w:ilvl="7" w:tentative="1">
+      <w:start w:val="1"/>
+      <w:numFmt w:val="bullet"/>
+      <w:lvlText w:val=""/>
+      <w:lvlJc w:val="left"/>
+      <w:pPr>
+        <w:tabs>
+          <w:tab w:val="num" w:pos="5760"/>
+        </w:tabs>
+        <w:ind w:left="5760" w:hanging="360"/>
+      </w:pPr>
+      <w:rPr>
+        <w:rFonts w:ascii="Wingdings" w:hAnsi="Wingdings" w:hint="default"/>
+        <w:sz w:val="20"/>
+      </w:rPr>
+    </w:lvl>
+    <w:lvl w:ilvl="8" w:tentative="1">
+      <w:start w:val="1"/>
+      <w:numFmt w:val="bullet"/>
+      <w:lvlText w:val=""/>
+      <w:lvlJc w:val="left"/>
+      <w:pPr>
+        <w:tabs>
+          <w:tab w:val="num" w:pos="6480"/>
+        </w:tabs>
+        <w:ind w:left="6480" w:hanging="360"/>
+      </w:pPr>
+      <w:rPr>
+        <w:rFonts w:ascii="Wingdings" w:hAnsi="Wingdings" w:hint="default"/>
+        <w:sz w:val="20"/>
+      </w:rPr>
+    </w:lvl>
+  </w:abstractNum>
+  <w:abstractNum w:abstractNumId="7" w15:restartNumberingAfterBreak="0">
     <w:nsid w:val="69B0552F"/>
     <w:multiLevelType w:val="multilevel"/>
     <w:tmpl w:val="5B402B18"/>
@@ -3839,7 +6605,7 @@
       </w:rPr>
     </w:lvl>
   </w:abstractNum>
-  <w:abstractNum w:abstractNumId="5" w15:restartNumberingAfterBreak="0">
+  <w:abstractNum w:abstractNumId="8" w15:restartNumberingAfterBreak="0">
     <w:nsid w:val="70937B58"/>
     <w:multiLevelType w:val="multilevel"/>
     <w:tmpl w:val="5DF85A06"/>
@@ -3988,7 +6754,156 @@
       </w:rPr>
     </w:lvl>
   </w:abstractNum>
-  <w:abstractNum w:abstractNumId="6" w15:restartNumberingAfterBreak="0">
+  <w:abstractNum w:abstractNumId="9" w15:restartNumberingAfterBreak="0">
+    <w:nsid w:val="7162143E"/>
+    <w:multiLevelType w:val="multilevel"/>
+    <w:tmpl w:val="6D90CB66"/>
+    <w:lvl w:ilvl="0">
+      <w:start w:val="1"/>
+      <w:numFmt w:val="bullet"/>
+      <w:lvlText w:val=""/>
+      <w:lvlJc w:val="left"/>
+      <w:pPr>
+        <w:tabs>
+          <w:tab w:val="num" w:pos="720"/>
+        </w:tabs>
+        <w:ind w:left="720" w:hanging="360"/>
+      </w:pPr>
+      <w:rPr>
+        <w:rFonts w:ascii="Symbol" w:hAnsi="Symbol" w:hint="default"/>
+        <w:sz w:val="20"/>
+      </w:rPr>
+    </w:lvl>
+    <w:lvl w:ilvl="1">
+      <w:start w:val="1"/>
+      <w:numFmt w:val="bullet"/>
+      <w:lvlText w:val="o"/>
+      <w:lvlJc w:val="left"/>
+      <w:pPr>
+        <w:tabs>
+          <w:tab w:val="num" w:pos="1440"/>
+        </w:tabs>
+        <w:ind w:left="1440" w:hanging="360"/>
+      </w:pPr>
+      <w:rPr>
+        <w:rFonts w:ascii="Courier New" w:hAnsi="Courier New" w:hint="default"/>
+        <w:sz w:val="20"/>
+      </w:rPr>
+    </w:lvl>
+    <w:lvl w:ilvl="2" w:tentative="1">
+      <w:start w:val="1"/>
+      <w:numFmt w:val="bullet"/>
+      <w:lvlText w:val=""/>
+      <w:lvlJc w:val="left"/>
+      <w:pPr>
+        <w:tabs>
+          <w:tab w:val="num" w:pos="2160"/>
+        </w:tabs>
+        <w:ind w:left="2160" w:hanging="360"/>
+      </w:pPr>
+      <w:rPr>
+        <w:rFonts w:ascii="Wingdings" w:hAnsi="Wingdings" w:hint="default"/>
+        <w:sz w:val="20"/>
+      </w:rPr>
+    </w:lvl>
+    <w:lvl w:ilvl="3" w:tentative="1">
+      <w:start w:val="1"/>
+      <w:numFmt w:val="bullet"/>
+      <w:lvlText w:val=""/>
+      <w:lvlJc w:val="left"/>
+      <w:pPr>
+        <w:tabs>
+          <w:tab w:val="num" w:pos="2880"/>
+        </w:tabs>
+        <w:ind w:left="2880" w:hanging="360"/>
+      </w:pPr>
+      <w:rPr>
+        <w:rFonts w:ascii="Wingdings" w:hAnsi="Wingdings" w:hint="default"/>
+        <w:sz w:val="20"/>
+      </w:rPr>
+    </w:lvl>
+    <w:lvl w:ilvl="4" w:tentative="1">
+      <w:start w:val="1"/>
+      <w:numFmt w:val="bullet"/>
+      <w:lvlText w:val=""/>
+      <w:lvlJc w:val="left"/>
+      <w:pPr>
+        <w:tabs>
+          <w:tab w:val="num" w:pos="3600"/>
+        </w:tabs>
+        <w:ind w:left="3600" w:hanging="360"/>
+      </w:pPr>
+      <w:rPr>
+        <w:rFonts w:ascii="Wingdings" w:hAnsi="Wingdings" w:hint="default"/>
+        <w:sz w:val="20"/>
+      </w:rPr>
+    </w:lvl>
+    <w:lvl w:ilvl="5" w:tentative="1">
+      <w:start w:val="1"/>
+      <w:numFmt w:val="bullet"/>
+      <w:lvlText w:val=""/>
+      <w:lvlJc w:val="left"/>
+      <w:pPr>
+        <w:tabs>
+          <w:tab w:val="num" w:pos="4320"/>
+        </w:tabs>
+        <w:ind w:left="4320" w:hanging="360"/>
+      </w:pPr>
+      <w:rPr>
+        <w:rFonts w:ascii="Wingdings" w:hAnsi="Wingdings" w:hint="default"/>
+        <w:sz w:val="20"/>
+      </w:rPr>
+    </w:lvl>
+    <w:lvl w:ilvl="6" w:tentative="1">
+      <w:start w:val="1"/>
+      <w:numFmt w:val="bullet"/>
+      <w:lvlText w:val=""/>
+      <w:lvlJc w:val="left"/>
+      <w:pPr>
+        <w:tabs>
+          <w:tab w:val="num" w:pos="5040"/>
+        </w:tabs>
+        <w:ind w:left="5040" w:hanging="360"/>
+      </w:pPr>
+      <w:rPr>
+        <w:rFonts w:ascii="Wingdings" w:hAnsi="Wingdings" w:hint="default"/>
+        <w:sz w:val="20"/>
+      </w:rPr>
+    </w:lvl>
+    <w:lvl w:ilvl="7" w:tentative="1">
+      <w:start w:val="1"/>
+      <w:numFmt w:val="bullet"/>
+      <w:lvlText w:val=""/>
+      <w:lvlJc w:val="left"/>
+      <w:pPr>
+        <w:tabs>
+          <w:tab w:val="num" w:pos="5760"/>
+        </w:tabs>
+        <w:ind w:left="5760" w:hanging="360"/>
+      </w:pPr>
+      <w:rPr>
+        <w:rFonts w:ascii="Wingdings" w:hAnsi="Wingdings" w:hint="default"/>
+        <w:sz w:val="20"/>
+      </w:rPr>
+    </w:lvl>
+    <w:lvl w:ilvl="8" w:tentative="1">
+      <w:start w:val="1"/>
+      <w:numFmt w:val="bullet"/>
+      <w:lvlText w:val=""/>
+      <w:lvlJc w:val="left"/>
+      <w:pPr>
+        <w:tabs>
+          <w:tab w:val="num" w:pos="6480"/>
+        </w:tabs>
+        <w:ind w:left="6480" w:hanging="360"/>
+      </w:pPr>
+      <w:rPr>
+        <w:rFonts w:ascii="Wingdings" w:hAnsi="Wingdings" w:hint="default"/>
+        <w:sz w:val="20"/>
+      </w:rPr>
+    </w:lvl>
+  </w:abstractNum>
+  <w:abstractNum w:abstractNumId="10" w15:restartNumberingAfterBreak="0">
     <w:nsid w:val="7CFB07CE"/>
     <w:multiLevelType w:val="multilevel"/>
     <w:tmpl w:val="394EE0A4"/>
@@ -4137,7 +7052,7 @@
       </w:rPr>
     </w:lvl>
   </w:abstractNum>
-  <w:abstractNum w:abstractNumId="7" w15:restartNumberingAfterBreak="0">
+  <w:abstractNum w:abstractNumId="11" w15:restartNumberingAfterBreak="0">
     <w:nsid w:val="7F703335"/>
     <w:multiLevelType w:val="multilevel"/>
     <w:tmpl w:val="5136F7FE"/>
@@ -4254,10 +7169,10 @@
     <w:abstractNumId w:val="2"/>
   </w:num>
   <w:num w:numId="2" w16cid:durableId="1379624712">
-    <w:abstractNumId w:val="6"/>
+    <w:abstractNumId w:val="10"/>
   </w:num>
   <w:num w:numId="3" w16cid:durableId="61874102">
-    <w:abstractNumId w:val="5"/>
+    <w:abstractNumId w:val="8"/>
   </w:num>
   <w:num w:numId="4" w16cid:durableId="300497644">
     <w:abstractNumId w:val="0"/>
@@ -4266,13 +7181,25 @@
     <w:abstractNumId w:val="1"/>
   </w:num>
   <w:num w:numId="6" w16cid:durableId="1440298783">
-    <w:abstractNumId w:val="4"/>
+    <w:abstractNumId w:val="7"/>
   </w:num>
   <w:num w:numId="7" w16cid:durableId="900868646">
-    <w:abstractNumId w:val="7"/>
+    <w:abstractNumId w:val="11"/>
   </w:num>
   <w:num w:numId="8" w16cid:durableId="1293902167">
+    <w:abstractNumId w:val="5"/>
+  </w:num>
+  <w:num w:numId="9" w16cid:durableId="1443844779">
+    <w:abstractNumId w:val="9"/>
+  </w:num>
+  <w:num w:numId="10" w16cid:durableId="1400975445">
     <w:abstractNumId w:val="3"/>
+  </w:num>
+  <w:num w:numId="11" w16cid:durableId="1478257491">
+    <w:abstractNumId w:val="6"/>
+  </w:num>
+  <w:num w:numId="12" w16cid:durableId="1798522232">
+    <w:abstractNumId w:val="4"/>
   </w:num>
 </w:numbering>
 </file>
